--- a/Course/2 Component 2 - Algorithms and Programming/2.2 Problem Solving and Programming/2.2.2 Computational Methods/4 Homework (editable).docx
+++ b/Course/2 Component 2 - Algorithms and Programming/2.2 Problem Solving and Programming/2.2.2 Computational Methods/4 Homework (editable).docx
@@ -7,62 +7,26 @@
         <w:pStyle w:val="Heading1"/>
       </w:pPr>
       <w:r>
+        <w:rPr>
+          <w:b w:val="0"/>
+          <w:i w:val="0"/>
+        </w:rPr>
         <w:t>Homework — 2.2.2 Computational Methods</w:t>
       </w:r>
     </w:p>
     <w:p>
       <w:r>
-        <w:t xml:space="preserve">Name: </w:t>
-      </w:r>
-      <w:r>
         <w:rPr>
-          <w:b/>
+          <w:b w:val="0"/>
+          <w:i w:val="0"/>
         </w:rPr>
-        <w:t>_</w:t>
-      </w:r>
-      <w:r>
-        <w:rPr>
-          <w:b/>
-        </w:rPr>
-        <w:t>_</w:t>
-      </w:r>
-      <w:r>
-        <w:rPr>
-          <w:b/>
-        </w:rPr>
-        <w:t>_</w:t>
-      </w:r>
-      <w:r>
-        <w:rPr>
-          <w:b/>
-        </w:rPr>
-        <w:t>_</w:t>
-      </w:r>
-      <w:r>
-        <w:rPr>
-          <w:b/>
-        </w:rPr>
-        <w:t xml:space="preserve">   Date: </w:t>
-      </w:r>
-      <w:r>
-        <w:rPr>
-          <w:b/>
-        </w:rPr>
-        <w:t>_</w:t>
-      </w:r>
-      <w:r>
-        <w:rPr>
-          <w:b/>
-        </w:rPr>
-        <w:t xml:space="preserve">_   Mark: </w:t>
-      </w:r>
-      <w:r>
-        <w:t>____ / 20</w:t>
+        <w:t>Name: ______________________   Date: __________   Mark: ______ / 20</w:t>
       </w:r>
     </w:p>
     <w:p>
       <w:r>
         <w:rPr>
+          <w:b w:val="0"/>
           <w:i/>
         </w:rPr>
         <w:t>OCR H446 — set after the 2.2.2 lesson. Show traces/working.</w:t>
@@ -73,6 +37,10 @@
         <w:pStyle w:val="Heading2"/>
       </w:pPr>
       <w:r>
+        <w:rPr>
+          <w:b w:val="0"/>
+          <w:i w:val="0"/>
+        </w:rPr>
         <w:t>Part A — This week's topic (~14 marks)</w:t>
       </w:r>
     </w:p>
@@ -80,41 +48,62 @@
       <w:r>
         <w:rPr>
           <w:b/>
+          <w:i w:val="0"/>
         </w:rPr>
         <w:t>1.</w:t>
       </w:r>
       <w:r>
+        <w:rPr>
+          <w:b w:val="0"/>
+          <w:i w:val="0"/>
+        </w:rPr>
         <w:t xml:space="preserve"> State </w:t>
       </w:r>
       <w:r>
         <w:rPr>
           <w:b/>
+          <w:i w:val="0"/>
         </w:rPr>
         <w:t>two</w:t>
       </w:r>
       <w:r>
+        <w:rPr>
+          <w:b w:val="0"/>
+          <w:i w:val="0"/>
+        </w:rPr>
         <w:t xml:space="preserve"> characteristics a problem must have for it to be </w:t>
       </w:r>
       <w:r>
         <w:rPr>
           <w:b/>
+          <w:i w:val="0"/>
         </w:rPr>
         <w:t>solvable computationally</w:t>
       </w:r>
       <w:r>
+        <w:rPr>
+          <w:b w:val="0"/>
+          <w:i w:val="0"/>
+        </w:rPr>
         <w:t xml:space="preserve">. </w:t>
       </w:r>
       <w:r>
         <w:rPr>
           <w:b/>
+          <w:i w:val="0"/>
         </w:rPr>
         <w:t>[2]</w:t>
       </w:r>
       <w:r>
+        <w:rPr>
+          <w:b w:val="0"/>
+          <w:i w:val="0"/>
+        </w:rPr>
         <w:t xml:space="preserve"> </w:t>
       </w:r>
       <w:r>
         <w:rPr>
+          <w:b w:val="0"/>
           <w:i/>
         </w:rPr>
         <w:t>(AO1)</w:t>
@@ -162,41 +151,62 @@
       <w:r>
         <w:rPr>
           <w:b/>
+          <w:i w:val="0"/>
         </w:rPr>
         <w:t>2.</w:t>
       </w:r>
       <w:r>
+        <w:rPr>
+          <w:b w:val="0"/>
+          <w:i w:val="0"/>
+        </w:rPr>
         <w:t xml:space="preserve"> Explain the difference between </w:t>
       </w:r>
       <w:r>
         <w:rPr>
           <w:b/>
+          <w:i w:val="0"/>
         </w:rPr>
         <w:t>decomposition</w:t>
       </w:r>
       <w:r>
+        <w:rPr>
+          <w:b w:val="0"/>
+          <w:i w:val="0"/>
+        </w:rPr>
         <w:t xml:space="preserve"> and </w:t>
       </w:r>
       <w:r>
         <w:rPr>
           <w:b/>
+          <w:i w:val="0"/>
         </w:rPr>
         <w:t>divide and conquer</w:t>
       </w:r>
       <w:r>
+        <w:rPr>
+          <w:b w:val="0"/>
+          <w:i w:val="0"/>
+        </w:rPr>
         <w:t xml:space="preserve">. </w:t>
       </w:r>
       <w:r>
         <w:rPr>
           <w:b/>
+          <w:i w:val="0"/>
         </w:rPr>
         <w:t>[2]</w:t>
       </w:r>
       <w:r>
+        <w:rPr>
+          <w:b w:val="0"/>
+          <w:i w:val="0"/>
+        </w:rPr>
         <w:t xml:space="preserve"> </w:t>
       </w:r>
       <w:r>
         <w:rPr>
+          <w:b w:val="0"/>
           <w:i/>
         </w:rPr>
         <w:t>(AO1)</w:t>
@@ -244,37 +254,57 @@
       <w:r>
         <w:rPr>
           <w:b/>
+          <w:i w:val="0"/>
         </w:rPr>
         <w:t>3.</w:t>
       </w:r>
       <w:r>
+        <w:rPr>
+          <w:b w:val="0"/>
+          <w:i w:val="0"/>
+        </w:rPr>
         <w:t xml:space="preserve"> A weather service represents temperature readings across a country as a colour-coded </w:t>
       </w:r>
       <w:r>
         <w:rPr>
           <w:b/>
+          <w:i w:val="0"/>
         </w:rPr>
         <w:t>heat map</w:t>
       </w:r>
       <w:r>
+        <w:rPr>
+          <w:b w:val="0"/>
+          <w:i w:val="0"/>
+        </w:rPr>
         <w:t xml:space="preserve"> rather than a long table of numbers.</w:t>
       </w:r>
     </w:p>
     <w:p>
       <w:r>
+        <w:rPr>
+          <w:b w:val="0"/>
+          <w:i w:val="0"/>
+        </w:rPr>
         <w:t xml:space="preserve">(a) Name the computational method being used. </w:t>
       </w:r>
       <w:r>
         <w:rPr>
           <w:b/>
+          <w:i w:val="0"/>
         </w:rPr>
         <w:t>[1]</w:t>
       </w:r>
       <w:r>
+        <w:rPr>
+          <w:b w:val="0"/>
+          <w:i w:val="0"/>
+        </w:rPr>
         <w:t xml:space="preserve"> </w:t>
       </w:r>
       <w:r>
         <w:rPr>
+          <w:b w:val="0"/>
           <w:i/>
         </w:rPr>
         <w:t>(AO1)</w:t>
@@ -305,28 +335,43 @@
     </w:p>
     <w:p>
       <w:r>
+        <w:rPr>
+          <w:b w:val="0"/>
+          <w:i w:val="0"/>
+        </w:rPr>
         <w:t xml:space="preserve">(b) Give </w:t>
       </w:r>
       <w:r>
         <w:rPr>
           <w:b/>
+          <w:i w:val="0"/>
         </w:rPr>
         <w:t>one</w:t>
       </w:r>
       <w:r>
+        <w:rPr>
+          <w:b w:val="0"/>
+          <w:i w:val="0"/>
+        </w:rPr>
         <w:t xml:space="preserve"> benefit of this method when analysing large data sets. </w:t>
       </w:r>
       <w:r>
         <w:rPr>
           <w:b/>
+          <w:i w:val="0"/>
         </w:rPr>
         <w:t>[1]</w:t>
       </w:r>
       <w:r>
+        <w:rPr>
+          <w:b w:val="0"/>
+          <w:i w:val="0"/>
+        </w:rPr>
         <w:t xml:space="preserve"> </w:t>
       </w:r>
       <w:r>
         <w:rPr>
+          <w:b w:val="0"/>
           <w:i/>
         </w:rPr>
         <w:t>(AO1)</w:t>
@@ -359,46 +404,71 @@
       <w:r>
         <w:rPr>
           <w:b/>
+          <w:i w:val="0"/>
         </w:rPr>
         <w:t>4.</w:t>
       </w:r>
       <w:r>
+        <w:rPr>
+          <w:b w:val="0"/>
+          <w:i w:val="0"/>
+        </w:rPr>
         <w:t xml:space="preserve"> A delivery firm uses a </w:t>
       </w:r>
       <w:r>
         <w:rPr>
           <w:b/>
+          <w:i w:val="0"/>
         </w:rPr>
         <w:t>heuristic</w:t>
       </w:r>
       <w:r>
+        <w:rPr>
+          <w:b w:val="0"/>
+          <w:i w:val="0"/>
+        </w:rPr>
         <w:t xml:space="preserve"> to plan routes for its fleet rather than an exact method.</w:t>
       </w:r>
     </w:p>
     <w:p>
       <w:r>
+        <w:rPr>
+          <w:b w:val="0"/>
+          <w:i w:val="0"/>
+        </w:rPr>
         <w:t xml:space="preserve">(a) State what is meant by a </w:t>
       </w:r>
       <w:r>
         <w:rPr>
           <w:b/>
+          <w:i w:val="0"/>
         </w:rPr>
         <w:t>heuristic</w:t>
       </w:r>
       <w:r>
+        <w:rPr>
+          <w:b w:val="0"/>
+          <w:i w:val="0"/>
+        </w:rPr>
         <w:t xml:space="preserve">. </w:t>
       </w:r>
       <w:r>
         <w:rPr>
           <w:b/>
+          <w:i w:val="0"/>
         </w:rPr>
         <w:t>[1]</w:t>
       </w:r>
       <w:r>
+        <w:rPr>
+          <w:b w:val="0"/>
+          <w:i w:val="0"/>
+        </w:rPr>
         <w:t xml:space="preserve"> </w:t>
       </w:r>
       <w:r>
         <w:rPr>
+          <w:b w:val="0"/>
           <w:i/>
         </w:rPr>
         <w:t>(AO1)</w:t>
@@ -429,28 +499,43 @@
     </w:p>
     <w:p>
       <w:r>
+        <w:rPr>
+          <w:b w:val="0"/>
+          <w:i w:val="0"/>
+        </w:rPr>
         <w:t xml:space="preserve">(b) Explain </w:t>
       </w:r>
       <w:r>
         <w:rPr>
           <w:b/>
+          <w:i w:val="0"/>
         </w:rPr>
         <w:t>why</w:t>
       </w:r>
       <w:r>
+        <w:rPr>
+          <w:b w:val="0"/>
+          <w:i w:val="0"/>
+        </w:rPr>
         <w:t xml:space="preserve"> a heuristic, rather than an exact algorithm, is appropriate for a problem such as the Travelling Salesman Problem. </w:t>
       </w:r>
       <w:r>
         <w:rPr>
           <w:b/>
+          <w:i w:val="0"/>
         </w:rPr>
         <w:t>[2]</w:t>
       </w:r>
       <w:r>
+        <w:rPr>
+          <w:b w:val="0"/>
+          <w:i w:val="0"/>
+        </w:rPr>
         <w:t xml:space="preserve"> </w:t>
       </w:r>
       <w:r>
         <w:rPr>
+          <w:b w:val="0"/>
           <w:i/>
         </w:rPr>
         <w:t>(AO2)</w:t>
@@ -498,32 +583,48 @@
       <w:r>
         <w:rPr>
           <w:b/>
+          <w:i w:val="0"/>
         </w:rPr>
         <w:t>5.</w:t>
       </w:r>
       <w:r>
+        <w:rPr>
+          <w:b w:val="0"/>
+          <w:i w:val="0"/>
+        </w:rPr>
         <w:t xml:space="preserve"> Explain how </w:t>
       </w:r>
       <w:r>
         <w:rPr>
           <w:b/>
+          <w:i w:val="0"/>
         </w:rPr>
         <w:t>pipelining</w:t>
       </w:r>
       <w:r>
+        <w:rPr>
+          <w:b w:val="0"/>
+          <w:i w:val="0"/>
+        </w:rPr>
         <w:t xml:space="preserve"> can increase the throughput of a process, using an example. </w:t>
       </w:r>
       <w:r>
         <w:rPr>
           <w:b/>
+          <w:i w:val="0"/>
         </w:rPr>
         <w:t>[2]</w:t>
       </w:r>
       <w:r>
+        <w:rPr>
+          <w:b w:val="0"/>
+          <w:i w:val="0"/>
+        </w:rPr>
         <w:t xml:space="preserve"> </w:t>
       </w:r>
       <w:r>
         <w:rPr>
+          <w:b w:val="0"/>
           <w:i/>
         </w:rPr>
         <w:t>(AO1)</w:t>
@@ -571,50 +672,76 @@
       <w:r>
         <w:rPr>
           <w:b/>
+          <w:i w:val="0"/>
         </w:rPr>
         <w:t>6.</w:t>
       </w:r>
       <w:r>
+        <w:rPr>
+          <w:b w:val="0"/>
+          <w:i w:val="0"/>
+        </w:rPr>
         <w:t xml:space="preserve"> Explain the difference between </w:t>
       </w:r>
       <w:r>
         <w:rPr>
           <w:b/>
+          <w:i w:val="0"/>
         </w:rPr>
         <w:t>representational abstraction</w:t>
       </w:r>
       <w:r>
+        <w:rPr>
+          <w:b w:val="0"/>
+          <w:i w:val="0"/>
+        </w:rPr>
         <w:t xml:space="preserve"> and </w:t>
       </w:r>
       <w:r>
         <w:rPr>
           <w:b/>
+          <w:i w:val="0"/>
         </w:rPr>
         <w:t>abstraction by generalisation</w:t>
       </w:r>
       <w:r>
+        <w:rPr>
+          <w:b w:val="0"/>
+          <w:i w:val="0"/>
+        </w:rPr>
         <w:t xml:space="preserve">, giving </w:t>
       </w:r>
       <w:r>
         <w:rPr>
           <w:b/>
+          <w:i w:val="0"/>
         </w:rPr>
         <w:t>one</w:t>
       </w:r>
       <w:r>
+        <w:rPr>
+          <w:b w:val="0"/>
+          <w:i w:val="0"/>
+        </w:rPr>
         <w:t xml:space="preserve"> example of each. </w:t>
       </w:r>
       <w:r>
         <w:rPr>
           <w:b/>
+          <w:i w:val="0"/>
         </w:rPr>
         <w:t>[3]</w:t>
       </w:r>
       <w:r>
+        <w:rPr>
+          <w:b w:val="0"/>
+          <w:i w:val="0"/>
+        </w:rPr>
         <w:t xml:space="preserve"> </w:t>
       </w:r>
       <w:r>
         <w:rPr>
+          <w:b w:val="0"/>
           <w:i/>
         </w:rPr>
         <w:t>(AO1)</w:t>
@@ -671,6 +798,10 @@
         <w:pStyle w:val="Heading2"/>
       </w:pPr>
       <w:r>
+        <w:rPr>
+          <w:b w:val="0"/>
+          <w:i w:val="0"/>
+        </w:rPr>
         <w:t>Part B — Retrieval: keep it fresh (~6 marks)</w:t>
       </w:r>
     </w:p>
@@ -678,42 +809,63 @@
       <w:r>
         <w:rPr>
           <w:b/>
+          <w:i w:val="0"/>
         </w:rPr>
         <w:t>7.</w:t>
       </w:r>
       <w:r>
+        <w:rPr>
+          <w:b w:val="0"/>
+          <w:i w:val="0"/>
+        </w:rPr>
         <w:t xml:space="preserve"> </w:t>
       </w:r>
       <w:r>
         <w:rPr>
+          <w:b w:val="0"/>
           <w:i/>
         </w:rPr>
         <w:t>(2.2.1)</w:t>
       </w:r>
       <w:r>
+        <w:rPr>
+          <w:b w:val="0"/>
+          <w:i w:val="0"/>
+        </w:rPr>
         <w:t xml:space="preserve"> State the defining difference between a </w:t>
       </w:r>
       <w:r>
         <w:rPr>
           <w:b/>
+          <w:i w:val="0"/>
         </w:rPr>
         <w:t>function</w:t>
       </w:r>
       <w:r>
+        <w:rPr>
+          <w:b w:val="0"/>
+          <w:i w:val="0"/>
+        </w:rPr>
         <w:t xml:space="preserve"> and a </w:t>
       </w:r>
       <w:r>
         <w:rPr>
           <w:b/>
+          <w:i w:val="0"/>
         </w:rPr>
         <w:t>procedure</w:t>
       </w:r>
       <w:r>
+        <w:rPr>
+          <w:b w:val="0"/>
+          <w:i w:val="0"/>
+        </w:rPr>
         <w:t xml:space="preserve">. </w:t>
       </w:r>
       <w:r>
         <w:rPr>
           <w:b/>
+          <w:i w:val="0"/>
         </w:rPr>
         <w:t>[1]</w:t>
       </w:r>
@@ -745,33 +897,49 @@
       <w:r>
         <w:rPr>
           <w:b/>
+          <w:i w:val="0"/>
         </w:rPr>
         <w:t>8.</w:t>
       </w:r>
       <w:r>
+        <w:rPr>
+          <w:b w:val="0"/>
+          <w:i w:val="0"/>
+        </w:rPr>
         <w:t xml:space="preserve"> </w:t>
       </w:r>
       <w:r>
         <w:rPr>
+          <w:b w:val="0"/>
           <w:i/>
         </w:rPr>
         <w:t>(2.2.1)</w:t>
       </w:r>
       <w:r>
+        <w:rPr>
+          <w:b w:val="0"/>
+          <w:i w:val="0"/>
+        </w:rPr>
         <w:t xml:space="preserve"> A recursive subroutine has no reachable </w:t>
       </w:r>
       <w:r>
         <w:rPr>
           <w:b/>
+          <w:i w:val="0"/>
         </w:rPr>
         <w:t>base case</w:t>
       </w:r>
       <w:r>
+        <w:rPr>
+          <w:b w:val="0"/>
+          <w:i w:val="0"/>
+        </w:rPr>
         <w:t xml:space="preserve">. State the run-time error that results and explain why it occurs. </w:t>
       </w:r>
       <w:r>
         <w:rPr>
           <w:b/>
+          <w:i w:val="0"/>
         </w:rPr>
         <w:t>[2]</w:t>
       </w:r>
@@ -818,42 +986,63 @@
       <w:r>
         <w:rPr>
           <w:b/>
+          <w:i w:val="0"/>
         </w:rPr>
         <w:t>9.</w:t>
       </w:r>
       <w:r>
+        <w:rPr>
+          <w:b w:val="0"/>
+          <w:i w:val="0"/>
+        </w:rPr>
         <w:t xml:space="preserve"> </w:t>
       </w:r>
       <w:r>
         <w:rPr>
+          <w:b w:val="0"/>
           <w:i/>
         </w:rPr>
         <w:t>(2.1)</w:t>
       </w:r>
       <w:r>
+        <w:rPr>
+          <w:b w:val="0"/>
+          <w:i w:val="0"/>
+        </w:rPr>
         <w:t xml:space="preserve"> State what is meant by </w:t>
       </w:r>
       <w:r>
         <w:rPr>
           <w:b/>
+          <w:i w:val="0"/>
         </w:rPr>
         <w:t>thinking ahead</w:t>
       </w:r>
       <w:r>
+        <w:rPr>
+          <w:b w:val="0"/>
+          <w:i w:val="0"/>
+        </w:rPr>
         <w:t xml:space="preserve">, and give </w:t>
       </w:r>
       <w:r>
         <w:rPr>
           <w:b/>
+          <w:i w:val="0"/>
         </w:rPr>
         <w:t>two</w:t>
       </w:r>
       <w:r>
+        <w:rPr>
+          <w:b w:val="0"/>
+          <w:i w:val="0"/>
+        </w:rPr>
         <w:t xml:space="preserve"> examples of where it is used when designing a system. </w:t>
       </w:r>
       <w:r>
         <w:rPr>
           <w:b/>
+          <w:i w:val="0"/>
         </w:rPr>
         <w:t>[3]</w:t>
       </w:r>

--- a/Course/2 Component 2 - Algorithms and Programming/2.2 Problem Solving and Programming/2.2.2 Computational Methods/4 Homework (editable).docx
+++ b/Course/2 Component 2 - Algorithms and Programming/2.2 Problem Solving and Programming/2.2.2 Computational Methods/4 Homework (editable).docx
@@ -109,30 +109,32 @@
         <w:t>(AO1)</w:t>
       </w:r>
     </w:p>
-    <w:p>
-      <w:pPr>
-        <w:spacing w:before="260"/>
-        <w:pBdr>
-          <w:bottom w:val="single" w:sz="4" w:space="1" w:color="AAB4C0"/>
-        </w:pBdr>
-      </w:pPr>
-    </w:p>
-    <w:p>
-      <w:pPr>
-        <w:spacing w:before="260"/>
-        <w:pBdr>
-          <w:bottom w:val="single" w:sz="4" w:space="1" w:color="AAB4C0"/>
-        </w:pBdr>
-      </w:pPr>
-    </w:p>
-    <w:p>
-      <w:pPr>
-        <w:spacing w:before="260"/>
-        <w:pBdr>
-          <w:bottom w:val="single" w:sz="4" w:space="1" w:color="AAB4C0"/>
-        </w:pBdr>
-      </w:pPr>
-    </w:p>
+    <w:tbl>
+      <w:tblPr>
+        <w:tblStyle w:val="TableGrid"/>
+        <w:tblW w:type="auto" w:w="0"/>
+        <w:tblLook w:firstColumn="1" w:firstRow="1" w:lastColumn="0" w:lastRow="0" w:noHBand="0" w:noVBand="1" w:val="04A0"/>
+      </w:tblPr>
+      <w:tblGrid>
+        <w:gridCol w:w="8640"/>
+      </w:tblGrid>
+      <w:tr>
+        <w:trPr>
+          <w:trHeight w:val="1020" w:hRule="atLeast"/>
+        </w:trPr>
+        <w:tc>
+          <w:tcPr>
+            <w:tcW w:type="dxa" w:w="8640"/>
+          </w:tcPr>
+          <w:p>
+            <w:pPr>
+              <w:spacing w:before="40"/>
+            </w:pPr>
+          </w:p>
+        </w:tc>
+      </w:tr>
+    </w:tbl>
+    <w:p/>
     <w:p>
       <w:pPr>
         <w:pBdr>
@@ -212,30 +214,32 @@
         <w:t>(AO1)</w:t>
       </w:r>
     </w:p>
-    <w:p>
-      <w:pPr>
-        <w:spacing w:before="260"/>
-        <w:pBdr>
-          <w:bottom w:val="single" w:sz="4" w:space="1" w:color="AAB4C0"/>
-        </w:pBdr>
-      </w:pPr>
-    </w:p>
-    <w:p>
-      <w:pPr>
-        <w:spacing w:before="260"/>
-        <w:pBdr>
-          <w:bottom w:val="single" w:sz="4" w:space="1" w:color="AAB4C0"/>
-        </w:pBdr>
-      </w:pPr>
-    </w:p>
-    <w:p>
-      <w:pPr>
-        <w:spacing w:before="260"/>
-        <w:pBdr>
-          <w:bottom w:val="single" w:sz="4" w:space="1" w:color="AAB4C0"/>
-        </w:pBdr>
-      </w:pPr>
-    </w:p>
+    <w:tbl>
+      <w:tblPr>
+        <w:tblStyle w:val="TableGrid"/>
+        <w:tblW w:type="auto" w:w="0"/>
+        <w:tblLook w:firstColumn="1" w:firstRow="1" w:lastColumn="0" w:lastRow="0" w:noHBand="0" w:noVBand="1" w:val="04A0"/>
+      </w:tblPr>
+      <w:tblGrid>
+        <w:gridCol w:w="8640"/>
+      </w:tblGrid>
+      <w:tr>
+        <w:trPr>
+          <w:trHeight w:val="1020" w:hRule="atLeast"/>
+        </w:trPr>
+        <w:tc>
+          <w:tcPr>
+            <w:tcW w:type="dxa" w:w="8640"/>
+          </w:tcPr>
+          <w:p>
+            <w:pPr>
+              <w:spacing w:before="40"/>
+            </w:pPr>
+          </w:p>
+        </w:tc>
+      </w:tr>
+    </w:tbl>
+    <w:p/>
     <w:p>
       <w:pPr>
         <w:pBdr>
@@ -310,22 +314,32 @@
         <w:t>(AO1)</w:t>
       </w:r>
     </w:p>
-    <w:p>
-      <w:pPr>
-        <w:spacing w:before="260"/>
-        <w:pBdr>
-          <w:bottom w:val="single" w:sz="4" w:space="1" w:color="AAB4C0"/>
-        </w:pBdr>
-      </w:pPr>
-    </w:p>
-    <w:p>
-      <w:pPr>
-        <w:spacing w:before="260"/>
-        <w:pBdr>
-          <w:bottom w:val="single" w:sz="4" w:space="1" w:color="AAB4C0"/>
-        </w:pBdr>
-      </w:pPr>
-    </w:p>
+    <w:tbl>
+      <w:tblPr>
+        <w:tblStyle w:val="TableGrid"/>
+        <w:tblW w:type="auto" w:w="0"/>
+        <w:tblLook w:firstColumn="1" w:firstRow="1" w:lastColumn="0" w:lastRow="0" w:noHBand="0" w:noVBand="1" w:val="04A0"/>
+      </w:tblPr>
+      <w:tblGrid>
+        <w:gridCol w:w="8640"/>
+      </w:tblGrid>
+      <w:tr>
+        <w:trPr>
+          <w:trHeight w:val="680" w:hRule="atLeast"/>
+        </w:trPr>
+        <w:tc>
+          <w:tcPr>
+            <w:tcW w:type="dxa" w:w="8640"/>
+          </w:tcPr>
+          <w:p>
+            <w:pPr>
+              <w:spacing w:before="40"/>
+            </w:pPr>
+          </w:p>
+        </w:tc>
+      </w:tr>
+    </w:tbl>
+    <w:p/>
     <w:p>
       <w:pPr>
         <w:pBdr>
@@ -377,22 +391,32 @@
         <w:t>(AO1)</w:t>
       </w:r>
     </w:p>
-    <w:p>
-      <w:pPr>
-        <w:spacing w:before="260"/>
-        <w:pBdr>
-          <w:bottom w:val="single" w:sz="4" w:space="1" w:color="AAB4C0"/>
-        </w:pBdr>
-      </w:pPr>
-    </w:p>
-    <w:p>
-      <w:pPr>
-        <w:spacing w:before="260"/>
-        <w:pBdr>
-          <w:bottom w:val="single" w:sz="4" w:space="1" w:color="AAB4C0"/>
-        </w:pBdr>
-      </w:pPr>
-    </w:p>
+    <w:tbl>
+      <w:tblPr>
+        <w:tblStyle w:val="TableGrid"/>
+        <w:tblW w:type="auto" w:w="0"/>
+        <w:tblLook w:firstColumn="1" w:firstRow="1" w:lastColumn="0" w:lastRow="0" w:noHBand="0" w:noVBand="1" w:val="04A0"/>
+      </w:tblPr>
+      <w:tblGrid>
+        <w:gridCol w:w="8640"/>
+      </w:tblGrid>
+      <w:tr>
+        <w:trPr>
+          <w:trHeight w:val="680" w:hRule="atLeast"/>
+        </w:trPr>
+        <w:tc>
+          <w:tcPr>
+            <w:tcW w:type="dxa" w:w="8640"/>
+          </w:tcPr>
+          <w:p>
+            <w:pPr>
+              <w:spacing w:before="40"/>
+            </w:pPr>
+          </w:p>
+        </w:tc>
+      </w:tr>
+    </w:tbl>
+    <w:p/>
     <w:p>
       <w:pPr>
         <w:pBdr>
@@ -474,22 +498,32 @@
         <w:t>(AO1)</w:t>
       </w:r>
     </w:p>
-    <w:p>
-      <w:pPr>
-        <w:spacing w:before="260"/>
-        <w:pBdr>
-          <w:bottom w:val="single" w:sz="4" w:space="1" w:color="AAB4C0"/>
-        </w:pBdr>
-      </w:pPr>
-    </w:p>
-    <w:p>
-      <w:pPr>
-        <w:spacing w:before="260"/>
-        <w:pBdr>
-          <w:bottom w:val="single" w:sz="4" w:space="1" w:color="AAB4C0"/>
-        </w:pBdr>
-      </w:pPr>
-    </w:p>
+    <w:tbl>
+      <w:tblPr>
+        <w:tblStyle w:val="TableGrid"/>
+        <w:tblW w:type="auto" w:w="0"/>
+        <w:tblLook w:firstColumn="1" w:firstRow="1" w:lastColumn="0" w:lastRow="0" w:noHBand="0" w:noVBand="1" w:val="04A0"/>
+      </w:tblPr>
+      <w:tblGrid>
+        <w:gridCol w:w="8640"/>
+      </w:tblGrid>
+      <w:tr>
+        <w:trPr>
+          <w:trHeight w:val="680" w:hRule="atLeast"/>
+        </w:trPr>
+        <w:tc>
+          <w:tcPr>
+            <w:tcW w:type="dxa" w:w="8640"/>
+          </w:tcPr>
+          <w:p>
+            <w:pPr>
+              <w:spacing w:before="40"/>
+            </w:pPr>
+          </w:p>
+        </w:tc>
+      </w:tr>
+    </w:tbl>
+    <w:p/>
     <w:p>
       <w:pPr>
         <w:pBdr>
@@ -541,30 +575,32 @@
         <w:t>(AO2)</w:t>
       </w:r>
     </w:p>
-    <w:p>
-      <w:pPr>
-        <w:spacing w:before="260"/>
-        <w:pBdr>
-          <w:bottom w:val="single" w:sz="4" w:space="1" w:color="AAB4C0"/>
-        </w:pBdr>
-      </w:pPr>
-    </w:p>
-    <w:p>
-      <w:pPr>
-        <w:spacing w:before="260"/>
-        <w:pBdr>
-          <w:bottom w:val="single" w:sz="4" w:space="1" w:color="AAB4C0"/>
-        </w:pBdr>
-      </w:pPr>
-    </w:p>
-    <w:p>
-      <w:pPr>
-        <w:spacing w:before="260"/>
-        <w:pBdr>
-          <w:bottom w:val="single" w:sz="4" w:space="1" w:color="AAB4C0"/>
-        </w:pBdr>
-      </w:pPr>
-    </w:p>
+    <w:tbl>
+      <w:tblPr>
+        <w:tblStyle w:val="TableGrid"/>
+        <w:tblW w:type="auto" w:w="0"/>
+        <w:tblLook w:firstColumn="1" w:firstRow="1" w:lastColumn="0" w:lastRow="0" w:noHBand="0" w:noVBand="1" w:val="04A0"/>
+      </w:tblPr>
+      <w:tblGrid>
+        <w:gridCol w:w="8640"/>
+      </w:tblGrid>
+      <w:tr>
+        <w:trPr>
+          <w:trHeight w:val="1020" w:hRule="atLeast"/>
+        </w:trPr>
+        <w:tc>
+          <w:tcPr>
+            <w:tcW w:type="dxa" w:w="8640"/>
+          </w:tcPr>
+          <w:p>
+            <w:pPr>
+              <w:spacing w:before="40"/>
+            </w:pPr>
+          </w:p>
+        </w:tc>
+      </w:tr>
+    </w:tbl>
+    <w:p/>
     <w:p>
       <w:pPr>
         <w:pBdr>
@@ -630,30 +666,32 @@
         <w:t>(AO1)</w:t>
       </w:r>
     </w:p>
-    <w:p>
-      <w:pPr>
-        <w:spacing w:before="260"/>
-        <w:pBdr>
-          <w:bottom w:val="single" w:sz="4" w:space="1" w:color="AAB4C0"/>
-        </w:pBdr>
-      </w:pPr>
-    </w:p>
-    <w:p>
-      <w:pPr>
-        <w:spacing w:before="260"/>
-        <w:pBdr>
-          <w:bottom w:val="single" w:sz="4" w:space="1" w:color="AAB4C0"/>
-        </w:pBdr>
-      </w:pPr>
-    </w:p>
-    <w:p>
-      <w:pPr>
-        <w:spacing w:before="260"/>
-        <w:pBdr>
-          <w:bottom w:val="single" w:sz="4" w:space="1" w:color="AAB4C0"/>
-        </w:pBdr>
-      </w:pPr>
-    </w:p>
+    <w:tbl>
+      <w:tblPr>
+        <w:tblStyle w:val="TableGrid"/>
+        <w:tblW w:type="auto" w:w="0"/>
+        <w:tblLook w:firstColumn="1" w:firstRow="1" w:lastColumn="0" w:lastRow="0" w:noHBand="0" w:noVBand="1" w:val="04A0"/>
+      </w:tblPr>
+      <w:tblGrid>
+        <w:gridCol w:w="8640"/>
+      </w:tblGrid>
+      <w:tr>
+        <w:trPr>
+          <w:trHeight w:val="1020" w:hRule="atLeast"/>
+        </w:trPr>
+        <w:tc>
+          <w:tcPr>
+            <w:tcW w:type="dxa" w:w="8640"/>
+          </w:tcPr>
+          <w:p>
+            <w:pPr>
+              <w:spacing w:before="40"/>
+            </w:pPr>
+          </w:p>
+        </w:tc>
+      </w:tr>
+    </w:tbl>
+    <w:p/>
     <w:p>
       <w:pPr>
         <w:pBdr>
@@ -747,38 +785,32 @@
         <w:t>(AO1)</w:t>
       </w:r>
     </w:p>
-    <w:p>
-      <w:pPr>
-        <w:spacing w:before="260"/>
-        <w:pBdr>
-          <w:bottom w:val="single" w:sz="4" w:space="1" w:color="AAB4C0"/>
-        </w:pBdr>
-      </w:pPr>
-    </w:p>
-    <w:p>
-      <w:pPr>
-        <w:spacing w:before="260"/>
-        <w:pBdr>
-          <w:bottom w:val="single" w:sz="4" w:space="1" w:color="AAB4C0"/>
-        </w:pBdr>
-      </w:pPr>
-    </w:p>
-    <w:p>
-      <w:pPr>
-        <w:spacing w:before="260"/>
-        <w:pBdr>
-          <w:bottom w:val="single" w:sz="4" w:space="1" w:color="AAB4C0"/>
-        </w:pBdr>
-      </w:pPr>
-    </w:p>
-    <w:p>
-      <w:pPr>
-        <w:spacing w:before="260"/>
-        <w:pBdr>
-          <w:bottom w:val="single" w:sz="4" w:space="1" w:color="AAB4C0"/>
-        </w:pBdr>
-      </w:pPr>
-    </w:p>
+    <w:tbl>
+      <w:tblPr>
+        <w:tblStyle w:val="TableGrid"/>
+        <w:tblW w:type="auto" w:w="0"/>
+        <w:tblLook w:firstColumn="1" w:firstRow="1" w:lastColumn="0" w:lastRow="0" w:noHBand="0" w:noVBand="1" w:val="04A0"/>
+      </w:tblPr>
+      <w:tblGrid>
+        <w:gridCol w:w="8640"/>
+      </w:tblGrid>
+      <w:tr>
+        <w:trPr>
+          <w:trHeight w:val="1360" w:hRule="atLeast"/>
+        </w:trPr>
+        <w:tc>
+          <w:tcPr>
+            <w:tcW w:type="dxa" w:w="8640"/>
+          </w:tcPr>
+          <w:p>
+            <w:pPr>
+              <w:spacing w:before="40"/>
+            </w:pPr>
+          </w:p>
+        </w:tc>
+      </w:tr>
+    </w:tbl>
+    <w:p/>
     <w:p>
       <w:pPr>
         <w:pBdr>
@@ -870,22 +902,32 @@
         <w:t>[1]</w:t>
       </w:r>
     </w:p>
-    <w:p>
-      <w:pPr>
-        <w:spacing w:before="260"/>
-        <w:pBdr>
-          <w:bottom w:val="single" w:sz="4" w:space="1" w:color="AAB4C0"/>
-        </w:pBdr>
-      </w:pPr>
-    </w:p>
-    <w:p>
-      <w:pPr>
-        <w:spacing w:before="260"/>
-        <w:pBdr>
-          <w:bottom w:val="single" w:sz="4" w:space="1" w:color="AAB4C0"/>
-        </w:pBdr>
-      </w:pPr>
-    </w:p>
+    <w:tbl>
+      <w:tblPr>
+        <w:tblStyle w:val="TableGrid"/>
+        <w:tblW w:type="auto" w:w="0"/>
+        <w:tblLook w:firstColumn="1" w:firstRow="1" w:lastColumn="0" w:lastRow="0" w:noHBand="0" w:noVBand="1" w:val="04A0"/>
+      </w:tblPr>
+      <w:tblGrid>
+        <w:gridCol w:w="8640"/>
+      </w:tblGrid>
+      <w:tr>
+        <w:trPr>
+          <w:trHeight w:val="680" w:hRule="atLeast"/>
+        </w:trPr>
+        <w:tc>
+          <w:tcPr>
+            <w:tcW w:type="dxa" w:w="8640"/>
+          </w:tcPr>
+          <w:p>
+            <w:pPr>
+              <w:spacing w:before="40"/>
+            </w:pPr>
+          </w:p>
+        </w:tc>
+      </w:tr>
+    </w:tbl>
+    <w:p/>
     <w:p>
       <w:pPr>
         <w:pBdr>
@@ -944,30 +986,32 @@
         <w:t>[2]</w:t>
       </w:r>
     </w:p>
-    <w:p>
-      <w:pPr>
-        <w:spacing w:before="260"/>
-        <w:pBdr>
-          <w:bottom w:val="single" w:sz="4" w:space="1" w:color="AAB4C0"/>
-        </w:pBdr>
-      </w:pPr>
-    </w:p>
-    <w:p>
-      <w:pPr>
-        <w:spacing w:before="260"/>
-        <w:pBdr>
-          <w:bottom w:val="single" w:sz="4" w:space="1" w:color="AAB4C0"/>
-        </w:pBdr>
-      </w:pPr>
-    </w:p>
-    <w:p>
-      <w:pPr>
-        <w:spacing w:before="260"/>
-        <w:pBdr>
-          <w:bottom w:val="single" w:sz="4" w:space="1" w:color="AAB4C0"/>
-        </w:pBdr>
-      </w:pPr>
-    </w:p>
+    <w:tbl>
+      <w:tblPr>
+        <w:tblStyle w:val="TableGrid"/>
+        <w:tblW w:type="auto" w:w="0"/>
+        <w:tblLook w:firstColumn="1" w:firstRow="1" w:lastColumn="0" w:lastRow="0" w:noHBand="0" w:noVBand="1" w:val="04A0"/>
+      </w:tblPr>
+      <w:tblGrid>
+        <w:gridCol w:w="8640"/>
+      </w:tblGrid>
+      <w:tr>
+        <w:trPr>
+          <w:trHeight w:val="1020" w:hRule="atLeast"/>
+        </w:trPr>
+        <w:tc>
+          <w:tcPr>
+            <w:tcW w:type="dxa" w:w="8640"/>
+          </w:tcPr>
+          <w:p>
+            <w:pPr>
+              <w:spacing w:before="40"/>
+            </w:pPr>
+          </w:p>
+        </w:tc>
+      </w:tr>
+    </w:tbl>
+    <w:p/>
     <w:p>
       <w:pPr>
         <w:pBdr>
@@ -1047,38 +1091,32 @@
         <w:t>[3]</w:t>
       </w:r>
     </w:p>
-    <w:p>
-      <w:pPr>
-        <w:spacing w:before="260"/>
-        <w:pBdr>
-          <w:bottom w:val="single" w:sz="4" w:space="1" w:color="AAB4C0"/>
-        </w:pBdr>
-      </w:pPr>
-    </w:p>
-    <w:p>
-      <w:pPr>
-        <w:spacing w:before="260"/>
-        <w:pBdr>
-          <w:bottom w:val="single" w:sz="4" w:space="1" w:color="AAB4C0"/>
-        </w:pBdr>
-      </w:pPr>
-    </w:p>
-    <w:p>
-      <w:pPr>
-        <w:spacing w:before="260"/>
-        <w:pBdr>
-          <w:bottom w:val="single" w:sz="4" w:space="1" w:color="AAB4C0"/>
-        </w:pBdr>
-      </w:pPr>
-    </w:p>
-    <w:p>
-      <w:pPr>
-        <w:spacing w:before="260"/>
-        <w:pBdr>
-          <w:bottom w:val="single" w:sz="4" w:space="1" w:color="AAB4C0"/>
-        </w:pBdr>
-      </w:pPr>
-    </w:p>
+    <w:tbl>
+      <w:tblPr>
+        <w:tblStyle w:val="TableGrid"/>
+        <w:tblW w:type="auto" w:w="0"/>
+        <w:tblLook w:firstColumn="1" w:firstRow="1" w:lastColumn="0" w:lastRow="0" w:noHBand="0" w:noVBand="1" w:val="04A0"/>
+      </w:tblPr>
+      <w:tblGrid>
+        <w:gridCol w:w="8640"/>
+      </w:tblGrid>
+      <w:tr>
+        <w:trPr>
+          <w:trHeight w:val="1360" w:hRule="atLeast"/>
+        </w:trPr>
+        <w:tc>
+          <w:tcPr>
+            <w:tcW w:type="dxa" w:w="8640"/>
+          </w:tcPr>
+          <w:p>
+            <w:pPr>
+              <w:spacing w:before="40"/>
+            </w:pPr>
+          </w:p>
+        </w:tc>
+      </w:tr>
+    </w:tbl>
+    <w:p/>
     <w:p>
       <w:pPr>
         <w:pBdr>

--- a/Course/2 Component 2 - Algorithms and Programming/2.2 Problem Solving and Programming/2.2.2 Computational Methods/4 Homework (editable).docx
+++ b/Course/2 Component 2 - Algorithms and Programming/2.2 Problem Solving and Programming/2.2.2 Computational Methods/4 Homework (editable).docx
@@ -64,21 +64,21 @@
           <w:b/>
           <w:i w:val="0"/>
         </w:rPr>
-        <w:t>two</w:t>
+        <w:t>one</w:t>
       </w:r>
       <w:r>
         <w:rPr>
           <w:b w:val="0"/>
           <w:i w:val="0"/>
         </w:rPr>
-        <w:t xml:space="preserve"> characteristics a problem must have for it to be </w:t>
+        <w:t xml:space="preserve"> feature of a problem that makes it possible to solve </w:t>
       </w:r>
       <w:r>
         <w:rPr>
           <w:b/>
           <w:i w:val="0"/>
         </w:rPr>
-        <w:t>solvable computationally</w:t>
+        <w:t>computationally</w:t>
       </w:r>
       <w:r>
         <w:rPr>
@@ -92,7 +92,7 @@
           <w:b/>
           <w:i w:val="0"/>
         </w:rPr>
-        <w:t>[2]</w:t>
+        <w:t>[1]</w:t>
       </w:r>
       <w:r>
         <w:rPr>
@@ -120,7 +120,7 @@
       </w:tblGrid>
       <w:tr>
         <w:trPr>
-          <w:trHeight w:val="1020" w:hRule="atLeast"/>
+          <w:trHeight w:val="680" w:hRule="atLeast"/>
         </w:trPr>
         <w:tc>
           <w:tcPr>
@@ -135,13 +135,6 @@
       </w:tr>
     </w:tbl>
     <w:p/>
-    <w:p>
-      <w:pPr>
-        <w:pBdr>
-          <w:bottom w:val="single" w:sz="6" w:space="1" w:color="AAAAAA"/>
-        </w:pBdr>
-      </w:pPr>
-    </w:p>
     <w:p>
       <w:pPr>
         <w:pBdr>
@@ -267,7 +260,7 @@
           <w:b w:val="0"/>
           <w:i w:val="0"/>
         </w:rPr>
-        <w:t xml:space="preserve"> A weather service represents temperature readings across a country as a colour-coded </w:t>
+        <w:t xml:space="preserve"> A weather service displays temperature readings from across the country as a colour-coded </w:t>
       </w:r>
       <w:r>
         <w:rPr>
@@ -281,7 +274,7 @@
           <w:b w:val="0"/>
           <w:i w:val="0"/>
         </w:rPr>
-        <w:t xml:space="preserve"> rather than a long table of numbers.</w:t>
+        <w:t xml:space="preserve"> rather than as a long table of numbers.</w:t>
       </w:r>
     </w:p>
     <w:p>
@@ -290,7 +283,7 @@
           <w:b w:val="0"/>
           <w:i w:val="0"/>
         </w:rPr>
-        <w:t xml:space="preserve">(a) Name the computational method being used. </w:t>
+        <w:t xml:space="preserve">(a) State the name of the computational method being used. </w:t>
       </w:r>
       <w:r>
         <w:rPr>
@@ -451,7 +444,7 @@
           <w:b w:val="0"/>
           <w:i w:val="0"/>
         </w:rPr>
-        <w:t xml:space="preserve"> to plan routes for its fleet rather than an exact method.</w:t>
+        <w:t xml:space="preserve"> to plan the routes for its vans rather than an exact method.</w:t>
       </w:r>
     </w:p>
     <w:p>
@@ -551,7 +544,7 @@
           <w:b w:val="0"/>
           <w:i w:val="0"/>
         </w:rPr>
-        <w:t xml:space="preserve"> a heuristic, rather than an exact algorithm, is appropriate for a problem such as the Travelling Salesman Problem. </w:t>
+        <w:t xml:space="preserve"> a heuristic, rather than an exact algorithm, is appropriate for a route-planning problem such as the Travelling Salesman Problem. </w:t>
       </w:r>
       <w:r>
         <w:rPr>
@@ -628,7 +621,16 @@
           <w:b w:val="0"/>
           <w:i w:val="0"/>
         </w:rPr>
-        <w:t xml:space="preserve"> Explain how </w:t>
+        <w:t xml:space="preserve"> A photo-sharing website processes every uploaded photo in three stages: resize, apply filter, add watermark. Thousands of photos are uploaded every minute.</w:t>
+      </w:r>
+    </w:p>
+    <w:p>
+      <w:r>
+        <w:rPr>
+          <w:b w:val="0"/>
+          <w:i w:val="0"/>
+        </w:rPr>
+        <w:t xml:space="preserve">Explain how </w:t>
       </w:r>
       <w:r>
         <w:rPr>
@@ -642,7 +644,7 @@
           <w:b w:val="0"/>
           <w:i w:val="0"/>
         </w:rPr>
-        <w:t xml:space="preserve"> can increase the throughput of a process, using an example. </w:t>
+        <w:t xml:space="preserve"> could be used to increase the throughput of this system. </w:t>
       </w:r>
       <w:r>
         <w:rPr>
@@ -663,7 +665,7 @@
           <w:b w:val="0"/>
           <w:i/>
         </w:rPr>
-        <w:t>(AO1)</w:t>
+        <w:t>(AO2)</w:t>
       </w:r>
     </w:p>
     <w:tbl>
@@ -719,56 +721,23 @@
           <w:b w:val="0"/>
           <w:i w:val="0"/>
         </w:rPr>
-        <w:t xml:space="preserve"> Explain the difference between </w:t>
+        <w:t xml:space="preserve"> A robot explores a maze. It follows a path until it reaches a dead end, then returns to the most recent junction and tries a different path, repeating this until it finds the exit.</w:t>
+      </w:r>
+    </w:p>
+    <w:p>
+      <w:r>
+        <w:rPr>
+          <w:b w:val="0"/>
+          <w:i w:val="0"/>
+        </w:rPr>
+        <w:t xml:space="preserve">(a) State the name of the problem-solving technique the robot is using. </w:t>
       </w:r>
       <w:r>
         <w:rPr>
           <w:b/>
           <w:i w:val="0"/>
         </w:rPr>
-        <w:t>representational abstraction</w:t>
-      </w:r>
-      <w:r>
-        <w:rPr>
-          <w:b w:val="0"/>
-          <w:i w:val="0"/>
-        </w:rPr>
-        <w:t xml:space="preserve"> and </w:t>
-      </w:r>
-      <w:r>
-        <w:rPr>
-          <w:b/>
-          <w:i w:val="0"/>
-        </w:rPr>
-        <w:t>abstraction by generalisation</w:t>
-      </w:r>
-      <w:r>
-        <w:rPr>
-          <w:b w:val="0"/>
-          <w:i w:val="0"/>
-        </w:rPr>
-        <w:t xml:space="preserve">, giving </w:t>
-      </w:r>
-      <w:r>
-        <w:rPr>
-          <w:b/>
-          <w:i w:val="0"/>
-        </w:rPr>
-        <w:t>one</w:t>
-      </w:r>
-      <w:r>
-        <w:rPr>
-          <w:b w:val="0"/>
-          <w:i w:val="0"/>
-        </w:rPr>
-        <w:t xml:space="preserve"> example of each. </w:t>
-      </w:r>
-      <w:r>
-        <w:rPr>
-          <w:b/>
-          <w:i w:val="0"/>
-        </w:rPr>
-        <w:t>[3]</w:t>
+        <w:t>[1]</w:t>
       </w:r>
       <w:r>
         <w:rPr>
@@ -796,7 +765,70 @@
       </w:tblGrid>
       <w:tr>
         <w:trPr>
-          <w:trHeight w:val="1360" w:hRule="atLeast"/>
+          <w:trHeight w:val="680" w:hRule="atLeast"/>
+        </w:trPr>
+        <w:tc>
+          <w:tcPr>
+            <w:tcW w:type="dxa" w:w="8640"/>
+          </w:tcPr>
+          <w:p>
+            <w:pPr>
+              <w:spacing w:before="40"/>
+            </w:pPr>
+          </w:p>
+        </w:tc>
+      </w:tr>
+    </w:tbl>
+    <w:p/>
+    <w:p>
+      <w:pPr>
+        <w:pBdr>
+          <w:bottom w:val="single" w:sz="6" w:space="1" w:color="AAAAAA"/>
+        </w:pBdr>
+      </w:pPr>
+    </w:p>
+    <w:p>
+      <w:r>
+        <w:rPr>
+          <w:b w:val="0"/>
+          <w:i w:val="0"/>
+        </w:rPr>
+        <w:t xml:space="preserve">(b) Explain how this technique works, with reference to the maze scenario. </w:t>
+      </w:r>
+      <w:r>
+        <w:rPr>
+          <w:b/>
+          <w:i w:val="0"/>
+        </w:rPr>
+        <w:t>[2]</w:t>
+      </w:r>
+      <w:r>
+        <w:rPr>
+          <w:b w:val="0"/>
+          <w:i w:val="0"/>
+        </w:rPr>
+        <w:t xml:space="preserve"> </w:t>
+      </w:r>
+      <w:r>
+        <w:rPr>
+          <w:b w:val="0"/>
+          <w:i/>
+        </w:rPr>
+        <w:t>(AO2)</w:t>
+      </w:r>
+    </w:p>
+    <w:tbl>
+      <w:tblPr>
+        <w:tblStyle w:val="TableGrid"/>
+        <w:tblW w:type="auto" w:w="0"/>
+        <w:tblLook w:firstColumn="1" w:firstRow="1" w:lastColumn="0" w:lastRow="0" w:noHBand="0" w:noVBand="1" w:val="04A0"/>
+      </w:tblPr>
+      <w:tblGrid>
+        <w:gridCol w:w="8640"/>
+      </w:tblGrid>
+      <w:tr>
+        <w:trPr>
+          <w:trHeight w:val="1020" w:hRule="atLeast"/>
         </w:trPr>
         <w:tc>
           <w:tcPr>
@@ -826,6 +858,76 @@
       </w:pPr>
     </w:p>
     <w:p>
+      <w:r>
+        <w:rPr>
+          <w:b/>
+          <w:i w:val="0"/>
+        </w:rPr>
+        <w:t>7.</w:t>
+      </w:r>
+      <w:r>
+        <w:rPr>
+          <w:b w:val="0"/>
+          <w:i w:val="0"/>
+        </w:rPr>
+        <w:t xml:space="preserve"> A supermarket analyses millions of loyalty-card transaction records to discover unexpected patterns and relationships in customers' shopping habits. State the name of this computational method. </w:t>
+      </w:r>
+      <w:r>
+        <w:rPr>
+          <w:b/>
+          <w:i w:val="0"/>
+        </w:rPr>
+        <w:t>[1]</w:t>
+      </w:r>
+      <w:r>
+        <w:rPr>
+          <w:b w:val="0"/>
+          <w:i w:val="0"/>
+        </w:rPr>
+        <w:t xml:space="preserve"> </w:t>
+      </w:r>
+      <w:r>
+        <w:rPr>
+          <w:b w:val="0"/>
+          <w:i/>
+        </w:rPr>
+        <w:t>(AO1)</w:t>
+      </w:r>
+    </w:p>
+    <w:tbl>
+      <w:tblPr>
+        <w:tblStyle w:val="TableGrid"/>
+        <w:tblW w:type="auto" w:w="0"/>
+        <w:tblLook w:firstColumn="1" w:firstRow="1" w:lastColumn="0" w:lastRow="0" w:noHBand="0" w:noVBand="1" w:val="04A0"/>
+      </w:tblPr>
+      <w:tblGrid>
+        <w:gridCol w:w="8640"/>
+      </w:tblGrid>
+      <w:tr>
+        <w:trPr>
+          <w:trHeight w:val="680" w:hRule="atLeast"/>
+        </w:trPr>
+        <w:tc>
+          <w:tcPr>
+            <w:tcW w:type="dxa" w:w="8640"/>
+          </w:tcPr>
+          <w:p>
+            <w:pPr>
+              <w:spacing w:before="40"/>
+            </w:pPr>
+          </w:p>
+        </w:tc>
+      </w:tr>
+    </w:tbl>
+    <w:p/>
+    <w:p>
+      <w:pPr>
+        <w:pBdr>
+          <w:bottom w:val="single" w:sz="6" w:space="1" w:color="AAAAAA"/>
+        </w:pBdr>
+      </w:pPr>
+    </w:p>
+    <w:p>
       <w:pPr>
         <w:pStyle w:val="Heading2"/>
       </w:pPr>
@@ -843,7 +945,7 @@
           <w:b/>
           <w:i w:val="0"/>
         </w:rPr>
-        <w:t>7.</w:t>
+        <w:t>8.</w:t>
       </w:r>
       <w:r>
         <w:rPr>
@@ -941,7 +1043,7 @@
           <w:b/>
           <w:i w:val="0"/>
         </w:rPr>
-        <w:t>8.</w:t>
+        <w:t>9.</w:t>
       </w:r>
       <w:r>
         <w:rPr>
@@ -1032,7 +1134,7 @@
           <w:b/>
           <w:i w:val="0"/>
         </w:rPr>
-        <w:t>9.</w:t>
+        <w:t>10.</w:t>
       </w:r>
       <w:r>
         <w:rPr>
@@ -1046,7 +1148,7 @@
           <w:b w:val="0"/>
           <w:i/>
         </w:rPr>
-        <w:t>(2.1)</w:t>
+        <w:t>(2.1.2)</w:t>
       </w:r>
       <w:r>
         <w:rPr>

--- a/Course/2 Component 2 - Algorithms and Programming/2.2 Problem Solving and Programming/2.2.2 Computational Methods/4 Homework (editable).docx
+++ b/Course/2 Component 2 - Algorithms and Programming/2.2 Problem Solving and Programming/2.2.2 Computational Methods/4 Homework (editable).docx
@@ -57,35 +57,1124 @@
           <w:b w:val="0"/>
           <w:i w:val="0"/>
         </w:rPr>
-        <w:t xml:space="preserve"> State </w:t>
+        <w:t xml:space="preserve"> Complete the table by naming the </w:t>
       </w:r>
       <w:r>
         <w:rPr>
           <w:b/>
           <w:i w:val="0"/>
         </w:rPr>
-        <w:t>one</w:t>
+        <w:t>computational method</w:t>
       </w:r>
       <w:r>
         <w:rPr>
           <w:b w:val="0"/>
           <w:i w:val="0"/>
         </w:rPr>
-        <w:t xml:space="preserve"> feature of a problem that makes it possible to solve </w:t>
+        <w:t xml:space="preserve"> being used in each scenario. </w:t>
       </w:r>
       <w:r>
         <w:rPr>
           <w:b/>
           <w:i w:val="0"/>
         </w:rPr>
-        <w:t>computationally</w:t>
+        <w:t>[2]</w:t>
       </w:r>
       <w:r>
         <w:rPr>
           <w:b w:val="0"/>
           <w:i w:val="0"/>
         </w:rPr>
-        <w:t xml:space="preserve">. </w:t>
+        <w:t xml:space="preserve"> </w:t>
+      </w:r>
+      <w:r>
+        <w:rPr>
+          <w:b w:val="0"/>
+          <w:i/>
+        </w:rPr>
+        <w:t>(AO1/AO2)</w:t>
+      </w:r>
+    </w:p>
+    <w:tbl>
+      <w:tblPr>
+        <w:tblStyle w:val="TableGrid"/>
+        <w:tblW w:type="auto" w:w="0"/>
+        <w:tblLook w:firstColumn="1" w:firstRow="1" w:lastColumn="0" w:lastRow="0" w:noHBand="0" w:noVBand="1" w:val="04A0"/>
+      </w:tblPr>
+      <w:tblGrid>
+        <w:gridCol w:w="4320"/>
+        <w:gridCol w:w="4320"/>
+      </w:tblGrid>
+      <w:tr>
+        <w:tc>
+          <w:tcPr>
+            <w:tcW w:type="dxa" w:w="4320"/>
+            <w:shd w:fill="D9E2F3"/>
+          </w:tcPr>
+          <w:p>
+            <w:r>
+              <w:rPr>
+                <w:b/>
+              </w:rPr>
+            </w:r>
+            <w:r>
+              <w:rPr>
+                <w:b/>
+                <w:i w:val="0"/>
+              </w:rPr>
+              <w:t>Scenario</w:t>
+            </w:r>
+          </w:p>
+        </w:tc>
+        <w:tc>
+          <w:tcPr>
+            <w:tcW w:type="dxa" w:w="4320"/>
+            <w:shd w:fill="D9E2F3"/>
+          </w:tcPr>
+          <w:p>
+            <w:r>
+              <w:rPr>
+                <w:b/>
+              </w:rPr>
+            </w:r>
+            <w:r>
+              <w:rPr>
+                <w:b/>
+                <w:i w:val="0"/>
+              </w:rPr>
+              <w:t>Computational method</w:t>
+            </w:r>
+          </w:p>
+        </w:tc>
+      </w:tr>
+      <w:tr>
+        <w:tc>
+          <w:tcPr>
+            <w:tcW w:type="dxa" w:w="4320"/>
+          </w:tcPr>
+          <w:p>
+            <w:r/>
+            <w:r>
+              <w:rPr>
+                <w:b w:val="0"/>
+                <w:i w:val="0"/>
+              </w:rPr>
+              <w:t>A weather service displays thousands of temperature readings as a colour-coded heat map instead of a long table of numbers.</w:t>
+            </w:r>
+          </w:p>
+        </w:tc>
+        <w:tc>
+          <w:tcPr>
+            <w:tcW w:type="dxa" w:w="4320"/>
+          </w:tcPr>
+          <w:p>
+            <w:r/>
+          </w:p>
+        </w:tc>
+      </w:tr>
+      <w:tr>
+        <w:tc>
+          <w:tcPr>
+            <w:tcW w:type="dxa" w:w="4320"/>
+          </w:tcPr>
+          <w:p>
+            <w:r/>
+            <w:r>
+              <w:rPr>
+                <w:b w:val="0"/>
+                <w:i w:val="0"/>
+              </w:rPr>
+              <w:t>A supermarket analyses millions of loyalty-card transaction records to discover unexpected patterns and relationships in shopping habits.</w:t>
+            </w:r>
+          </w:p>
+        </w:tc>
+        <w:tc>
+          <w:tcPr>
+            <w:tcW w:type="dxa" w:w="4320"/>
+          </w:tcPr>
+          <w:p>
+            <w:r/>
+          </w:p>
+        </w:tc>
+      </w:tr>
+      <w:tr>
+        <w:tc>
+          <w:tcPr>
+            <w:tcW w:type="dxa" w:w="4320"/>
+          </w:tcPr>
+          <w:p>
+            <w:r/>
+            <w:r>
+              <w:rPr>
+                <w:b w:val="0"/>
+                <w:i w:val="0"/>
+              </w:rPr>
+              <w:t>A delivery firm plans van routes with a rule of thumb that quickly produces a good-enough route rather than the guaranteed best one.</w:t>
+            </w:r>
+          </w:p>
+        </w:tc>
+        <w:tc>
+          <w:tcPr>
+            <w:tcW w:type="dxa" w:w="4320"/>
+          </w:tcPr>
+          <w:p>
+            <w:r/>
+          </w:p>
+        </w:tc>
+      </w:tr>
+      <w:tr>
+        <w:tc>
+          <w:tcPr>
+            <w:tcW w:type="dxa" w:w="4320"/>
+          </w:tcPr>
+          <w:p>
+            <w:r/>
+            <w:r>
+              <w:rPr>
+                <w:b w:val="0"/>
+                <w:i w:val="0"/>
+              </w:rPr>
+              <w:t>Before building a new ticketing website, engineers model how the proposed design will cope with the expected peak load.</w:t>
+            </w:r>
+          </w:p>
+        </w:tc>
+        <w:tc>
+          <w:tcPr>
+            <w:tcW w:type="dxa" w:w="4320"/>
+          </w:tcPr>
+          <w:p>
+            <w:r/>
+          </w:p>
+        </w:tc>
+      </w:tr>
+    </w:tbl>
+    <w:p/>
+    <w:p>
+      <w:r>
+        <w:rPr>
+          <w:b/>
+          <w:i w:val="0"/>
+        </w:rPr>
+        <w:t>2.</w:t>
+      </w:r>
+      <w:r>
+        <w:rPr>
+          <w:b w:val="0"/>
+          <w:i w:val="0"/>
+        </w:rPr>
+        <w:t xml:space="preserve"> Write the letter of the correct definition in the Match column for each term. Two definitions are not needed. </w:t>
+      </w:r>
+      <w:r>
+        <w:rPr>
+          <w:b/>
+          <w:i w:val="0"/>
+        </w:rPr>
+        <w:t>[2]</w:t>
+      </w:r>
+      <w:r>
+        <w:rPr>
+          <w:b w:val="0"/>
+          <w:i w:val="0"/>
+        </w:rPr>
+        <w:t xml:space="preserve"> </w:t>
+      </w:r>
+      <w:r>
+        <w:rPr>
+          <w:b w:val="0"/>
+          <w:i/>
+        </w:rPr>
+        <w:t>(AO1)</w:t>
+      </w:r>
+    </w:p>
+    <w:tbl>
+      <w:tblPr>
+        <w:tblStyle w:val="TableGrid"/>
+        <w:tblW w:type="auto" w:w="0"/>
+        <w:tblLook w:firstColumn="1" w:firstRow="1" w:lastColumn="0" w:lastRow="0" w:noHBand="0" w:noVBand="1" w:val="04A0"/>
+      </w:tblPr>
+      <w:tblGrid>
+        <w:gridCol w:w="4320"/>
+        <w:gridCol w:w="4320"/>
+      </w:tblGrid>
+      <w:tr>
+        <w:tc>
+          <w:tcPr>
+            <w:tcW w:type="dxa" w:w="4320"/>
+            <w:shd w:fill="D9E2F3"/>
+          </w:tcPr>
+          <w:p>
+            <w:r>
+              <w:rPr>
+                <w:b/>
+              </w:rPr>
+            </w:r>
+            <w:r>
+              <w:rPr>
+                <w:b/>
+                <w:i w:val="0"/>
+              </w:rPr>
+              <w:t>Term</w:t>
+            </w:r>
+          </w:p>
+        </w:tc>
+        <w:tc>
+          <w:tcPr>
+            <w:tcW w:type="dxa" w:w="4320"/>
+            <w:shd w:fill="D9E2F3"/>
+          </w:tcPr>
+          <w:p>
+            <w:r>
+              <w:rPr>
+                <w:b/>
+              </w:rPr>
+            </w:r>
+            <w:r>
+              <w:rPr>
+                <w:b/>
+                <w:i w:val="0"/>
+              </w:rPr>
+              <w:t>Match</w:t>
+            </w:r>
+          </w:p>
+        </w:tc>
+      </w:tr>
+      <w:tr>
+        <w:tc>
+          <w:tcPr>
+            <w:tcW w:type="dxa" w:w="4320"/>
+          </w:tcPr>
+          <w:p>
+            <w:r/>
+            <w:r>
+              <w:rPr>
+                <w:b w:val="0"/>
+                <w:i w:val="0"/>
+              </w:rPr>
+              <w:t>Decomposition</w:t>
+            </w:r>
+          </w:p>
+        </w:tc>
+        <w:tc>
+          <w:tcPr>
+            <w:tcW w:type="dxa" w:w="4320"/>
+          </w:tcPr>
+          <w:p>
+            <w:r/>
+          </w:p>
+        </w:tc>
+      </w:tr>
+      <w:tr>
+        <w:tc>
+          <w:tcPr>
+            <w:tcW w:type="dxa" w:w="4320"/>
+          </w:tcPr>
+          <w:p>
+            <w:r/>
+            <w:r>
+              <w:rPr>
+                <w:b w:val="0"/>
+                <w:i w:val="0"/>
+              </w:rPr>
+              <w:t>Divide and conquer</w:t>
+            </w:r>
+          </w:p>
+        </w:tc>
+        <w:tc>
+          <w:tcPr>
+            <w:tcW w:type="dxa" w:w="4320"/>
+          </w:tcPr>
+          <w:p>
+            <w:r/>
+          </w:p>
+        </w:tc>
+      </w:tr>
+      <w:tr>
+        <w:tc>
+          <w:tcPr>
+            <w:tcW w:type="dxa" w:w="4320"/>
+          </w:tcPr>
+          <w:p>
+            <w:r/>
+            <w:r>
+              <w:rPr>
+                <w:b w:val="0"/>
+                <w:i w:val="0"/>
+              </w:rPr>
+              <w:t>Abstraction</w:t>
+            </w:r>
+          </w:p>
+        </w:tc>
+        <w:tc>
+          <w:tcPr>
+            <w:tcW w:type="dxa" w:w="4320"/>
+          </w:tcPr>
+          <w:p>
+            <w:r/>
+          </w:p>
+        </w:tc>
+      </w:tr>
+      <w:tr>
+        <w:tc>
+          <w:tcPr>
+            <w:tcW w:type="dxa" w:w="4320"/>
+          </w:tcPr>
+          <w:p>
+            <w:r/>
+            <w:r>
+              <w:rPr>
+                <w:b w:val="0"/>
+                <w:i w:val="0"/>
+              </w:rPr>
+              <w:t>Problem recognition</w:t>
+            </w:r>
+          </w:p>
+        </w:tc>
+        <w:tc>
+          <w:tcPr>
+            <w:tcW w:type="dxa" w:w="4320"/>
+          </w:tcPr>
+          <w:p>
+            <w:r/>
+          </w:p>
+        </w:tc>
+      </w:tr>
+    </w:tbl>
+    <w:p/>
+    <w:tbl>
+      <w:tblPr>
+        <w:tblStyle w:val="TableGrid"/>
+        <w:tblW w:type="auto" w:w="0"/>
+        <w:tblLook w:firstColumn="1" w:firstRow="1" w:lastColumn="0" w:lastRow="0" w:noHBand="0" w:noVBand="1" w:val="04A0"/>
+      </w:tblPr>
+      <w:tblGrid>
+        <w:gridCol w:w="4320"/>
+        <w:gridCol w:w="4320"/>
+      </w:tblGrid>
+      <w:tr>
+        <w:tc>
+          <w:tcPr>
+            <w:tcW w:type="dxa" w:w="4320"/>
+            <w:shd w:fill="D9E2F3"/>
+          </w:tcPr>
+          <w:p>
+            <w:r>
+              <w:rPr>
+                <w:b/>
+              </w:rPr>
+            </w:r>
+            <w:r>
+              <w:rPr>
+                <w:b/>
+                <w:i w:val="0"/>
+              </w:rPr>
+              <w:t>Letter</w:t>
+            </w:r>
+          </w:p>
+        </w:tc>
+        <w:tc>
+          <w:tcPr>
+            <w:tcW w:type="dxa" w:w="4320"/>
+            <w:shd w:fill="D9E2F3"/>
+          </w:tcPr>
+          <w:p>
+            <w:r>
+              <w:rPr>
+                <w:b/>
+              </w:rPr>
+            </w:r>
+            <w:r>
+              <w:rPr>
+                <w:b/>
+                <w:i w:val="0"/>
+              </w:rPr>
+              <w:t>Definition</w:t>
+            </w:r>
+          </w:p>
+        </w:tc>
+      </w:tr>
+      <w:tr>
+        <w:tc>
+          <w:tcPr>
+            <w:tcW w:type="dxa" w:w="4320"/>
+          </w:tcPr>
+          <w:p>
+            <w:r/>
+            <w:r>
+              <w:rPr>
+                <w:b w:val="0"/>
+                <w:i w:val="0"/>
+              </w:rPr>
+              <w:t>A</w:t>
+            </w:r>
+          </w:p>
+        </w:tc>
+        <w:tc>
+          <w:tcPr>
+            <w:tcW w:type="dxa" w:w="4320"/>
+          </w:tcPr>
+          <w:p>
+            <w:r/>
+            <w:r>
+              <w:rPr>
+                <w:b w:val="0"/>
+                <w:i w:val="0"/>
+              </w:rPr>
+              <w:t>Removing or hiding unnecessary detail to focus on what matters for the problem</w:t>
+            </w:r>
+          </w:p>
+        </w:tc>
+      </w:tr>
+      <w:tr>
+        <w:tc>
+          <w:tcPr>
+            <w:tcW w:type="dxa" w:w="4320"/>
+          </w:tcPr>
+          <w:p>
+            <w:r/>
+            <w:r>
+              <w:rPr>
+                <w:b w:val="0"/>
+                <w:i w:val="0"/>
+              </w:rPr>
+              <w:t>B</w:t>
+            </w:r>
+          </w:p>
+        </w:tc>
+        <w:tc>
+          <w:tcPr>
+            <w:tcW w:type="dxa" w:w="4320"/>
+          </w:tcPr>
+          <w:p>
+            <w:r/>
+            <w:r>
+              <w:rPr>
+                <w:b w:val="0"/>
+                <w:i w:val="0"/>
+              </w:rPr>
+              <w:t>Identifying and understanding a problem — its inputs, outputs and requirements — before attempting to solve it</w:t>
+            </w:r>
+          </w:p>
+        </w:tc>
+      </w:tr>
+      <w:tr>
+        <w:tc>
+          <w:tcPr>
+            <w:tcW w:type="dxa" w:w="4320"/>
+          </w:tcPr>
+          <w:p>
+            <w:r/>
+            <w:r>
+              <w:rPr>
+                <w:b w:val="0"/>
+                <w:i w:val="0"/>
+              </w:rPr>
+              <w:t>C</w:t>
+            </w:r>
+          </w:p>
+        </w:tc>
+        <w:tc>
+          <w:tcPr>
+            <w:tcW w:type="dxa" w:w="4320"/>
+          </w:tcPr>
+          <w:p>
+            <w:r/>
+            <w:r>
+              <w:rPr>
+                <w:b w:val="0"/>
+                <w:i w:val="0"/>
+              </w:rPr>
+              <w:t>Breaking a problem into smaller, more manageable sub-problems, which may each be different kinds of task</w:t>
+            </w:r>
+          </w:p>
+        </w:tc>
+      </w:tr>
+      <w:tr>
+        <w:tc>
+          <w:tcPr>
+            <w:tcW w:type="dxa" w:w="4320"/>
+          </w:tcPr>
+          <w:p>
+            <w:r/>
+            <w:r>
+              <w:rPr>
+                <w:b w:val="0"/>
+                <w:i w:val="0"/>
+              </w:rPr>
+              <w:t>D</w:t>
+            </w:r>
+          </w:p>
+        </w:tc>
+        <w:tc>
+          <w:tcPr>
+            <w:tcW w:type="dxa" w:w="4320"/>
+          </w:tcPr>
+          <w:p>
+            <w:r/>
+            <w:r>
+              <w:rPr>
+                <w:b w:val="0"/>
+                <w:i w:val="0"/>
+              </w:rPr>
+              <w:t xml:space="preserve">Repeatedly splitting a problem into smaller instances of the </w:t>
+            </w:r>
+            <w:r>
+              <w:rPr>
+                <w:b/>
+                <w:i w:val="0"/>
+              </w:rPr>
+              <w:t>same</w:t>
+            </w:r>
+            <w:r>
+              <w:rPr>
+                <w:b w:val="0"/>
+                <w:i w:val="0"/>
+              </w:rPr>
+              <w:t xml:space="preserve"> problem, solving these, and combining the results where needed</w:t>
+            </w:r>
+          </w:p>
+        </w:tc>
+      </w:tr>
+      <w:tr>
+        <w:tc>
+          <w:tcPr>
+            <w:tcW w:type="dxa" w:w="4320"/>
+          </w:tcPr>
+          <w:p>
+            <w:r/>
+            <w:r>
+              <w:rPr>
+                <w:b w:val="0"/>
+                <w:i w:val="0"/>
+              </w:rPr>
+              <w:t>E</w:t>
+            </w:r>
+          </w:p>
+        </w:tc>
+        <w:tc>
+          <w:tcPr>
+            <w:tcW w:type="dxa" w:w="4320"/>
+          </w:tcPr>
+          <w:p>
+            <w:r/>
+            <w:r>
+              <w:rPr>
+                <w:b w:val="0"/>
+                <w:i w:val="0"/>
+              </w:rPr>
+              <w:t>A rule of thumb that finds a good-enough answer quickly without guaranteeing the best one</w:t>
+            </w:r>
+          </w:p>
+        </w:tc>
+      </w:tr>
+      <w:tr>
+        <w:tc>
+          <w:tcPr>
+            <w:tcW w:type="dxa" w:w="4320"/>
+          </w:tcPr>
+          <w:p>
+            <w:r/>
+            <w:r>
+              <w:rPr>
+                <w:b w:val="0"/>
+                <w:i w:val="0"/>
+              </w:rPr>
+              <w:t>F</w:t>
+            </w:r>
+          </w:p>
+        </w:tc>
+        <w:tc>
+          <w:tcPr>
+            <w:tcW w:type="dxa" w:w="4320"/>
+          </w:tcPr>
+          <w:p>
+            <w:r/>
+            <w:r>
+              <w:rPr>
+                <w:b w:val="0"/>
+                <w:i w:val="0"/>
+              </w:rPr>
+              <w:t>Searching very large data sets to find unexpected patterns and relationships</w:t>
+            </w:r>
+          </w:p>
+        </w:tc>
+      </w:tr>
+    </w:tbl>
+    <w:p/>
+    <w:p>
+      <w:r>
+        <w:rPr>
+          <w:b/>
+          <w:i w:val="0"/>
+        </w:rPr>
+        <w:t>3.</w:t>
+      </w:r>
+      <w:r>
+        <w:rPr>
+          <w:b w:val="0"/>
+          <w:i w:val="0"/>
+        </w:rPr>
+        <w:t xml:space="preserve"> A photo-sharing website processes every uploaded photo in three stages — resize, apply filter, add watermark — with each stage handled by a separate processor. Photos P1, P2 and P3 arrive one after another.</w:t>
+      </w:r>
+    </w:p>
+    <w:p>
+      <w:r>
+        <w:rPr>
+          <w:b w:val="0"/>
+          <w:i w:val="0"/>
+        </w:rPr>
+        <w:t xml:space="preserve">(a) Complete the table to show which photo each stage is working on at each time step when the stages are </w:t>
+      </w:r>
+      <w:r>
+        <w:rPr>
+          <w:b/>
+          <w:i w:val="0"/>
+        </w:rPr>
+        <w:t>pipelined</w:t>
+      </w:r>
+      <w:r>
+        <w:rPr>
+          <w:b w:val="0"/>
+          <w:i w:val="0"/>
+        </w:rPr>
+        <w:t xml:space="preserve">. Use "—" for an idle stage. Time step 1 has been done for you. </w:t>
+      </w:r>
+      <w:r>
+        <w:rPr>
+          <w:b/>
+          <w:i w:val="0"/>
+        </w:rPr>
+        <w:t>[2]</w:t>
+      </w:r>
+      <w:r>
+        <w:rPr>
+          <w:b w:val="0"/>
+          <w:i w:val="0"/>
+        </w:rPr>
+        <w:t xml:space="preserve"> </w:t>
+      </w:r>
+      <w:r>
+        <w:rPr>
+          <w:b w:val="0"/>
+          <w:i/>
+        </w:rPr>
+        <w:t>(AO2)</w:t>
+      </w:r>
+    </w:p>
+    <w:tbl>
+      <w:tblPr>
+        <w:tblStyle w:val="TableGrid"/>
+        <w:tblW w:type="auto" w:w="0"/>
+        <w:tblLook w:firstColumn="1" w:firstRow="1" w:lastColumn="0" w:lastRow="0" w:noHBand="0" w:noVBand="1" w:val="04A0"/>
+      </w:tblPr>
+      <w:tblGrid>
+        <w:gridCol w:w="2160"/>
+        <w:gridCol w:w="2160"/>
+        <w:gridCol w:w="2160"/>
+        <w:gridCol w:w="2160"/>
+      </w:tblGrid>
+      <w:tr>
+        <w:tc>
+          <w:tcPr>
+            <w:tcW w:type="dxa" w:w="2160"/>
+            <w:shd w:fill="D9E2F3"/>
+          </w:tcPr>
+          <w:p>
+            <w:r>
+              <w:rPr>
+                <w:b/>
+              </w:rPr>
+            </w:r>
+            <w:r>
+              <w:rPr>
+                <w:b/>
+                <w:i w:val="0"/>
+              </w:rPr>
+              <w:t>Time step</w:t>
+            </w:r>
+          </w:p>
+        </w:tc>
+        <w:tc>
+          <w:tcPr>
+            <w:tcW w:type="dxa" w:w="2160"/>
+            <w:shd w:fill="D9E2F3"/>
+          </w:tcPr>
+          <w:p>
+            <w:r>
+              <w:rPr>
+                <w:b/>
+              </w:rPr>
+            </w:r>
+            <w:r>
+              <w:rPr>
+                <w:b/>
+                <w:i w:val="0"/>
+              </w:rPr>
+              <w:t>Resize</w:t>
+            </w:r>
+          </w:p>
+        </w:tc>
+        <w:tc>
+          <w:tcPr>
+            <w:tcW w:type="dxa" w:w="2160"/>
+            <w:shd w:fill="D9E2F3"/>
+          </w:tcPr>
+          <w:p>
+            <w:r>
+              <w:rPr>
+                <w:b/>
+              </w:rPr>
+            </w:r>
+            <w:r>
+              <w:rPr>
+                <w:b/>
+                <w:i w:val="0"/>
+              </w:rPr>
+              <w:t>Apply filter</w:t>
+            </w:r>
+          </w:p>
+        </w:tc>
+        <w:tc>
+          <w:tcPr>
+            <w:tcW w:type="dxa" w:w="2160"/>
+            <w:shd w:fill="D9E2F3"/>
+          </w:tcPr>
+          <w:p>
+            <w:r>
+              <w:rPr>
+                <w:b/>
+              </w:rPr>
+            </w:r>
+            <w:r>
+              <w:rPr>
+                <w:b/>
+                <w:i w:val="0"/>
+              </w:rPr>
+              <w:t>Add watermark</w:t>
+            </w:r>
+          </w:p>
+        </w:tc>
+      </w:tr>
+      <w:tr>
+        <w:tc>
+          <w:tcPr>
+            <w:tcW w:type="dxa" w:w="2160"/>
+          </w:tcPr>
+          <w:p>
+            <w:r/>
+            <w:r>
+              <w:rPr>
+                <w:b w:val="0"/>
+                <w:i w:val="0"/>
+              </w:rPr>
+              <w:t>1</w:t>
+            </w:r>
+          </w:p>
+        </w:tc>
+        <w:tc>
+          <w:tcPr>
+            <w:tcW w:type="dxa" w:w="2160"/>
+          </w:tcPr>
+          <w:p>
+            <w:r/>
+            <w:r>
+              <w:rPr>
+                <w:b w:val="0"/>
+                <w:i w:val="0"/>
+              </w:rPr>
+              <w:t>P1</w:t>
+            </w:r>
+          </w:p>
+        </w:tc>
+        <w:tc>
+          <w:tcPr>
+            <w:tcW w:type="dxa" w:w="2160"/>
+          </w:tcPr>
+          <w:p>
+            <w:r/>
+            <w:r>
+              <w:rPr>
+                <w:b w:val="0"/>
+                <w:i w:val="0"/>
+              </w:rPr>
+              <w:t>—</w:t>
+            </w:r>
+          </w:p>
+        </w:tc>
+        <w:tc>
+          <w:tcPr>
+            <w:tcW w:type="dxa" w:w="2160"/>
+          </w:tcPr>
+          <w:p>
+            <w:r/>
+            <w:r>
+              <w:rPr>
+                <w:b w:val="0"/>
+                <w:i w:val="0"/>
+              </w:rPr>
+              <w:t>—</w:t>
+            </w:r>
+          </w:p>
+        </w:tc>
+      </w:tr>
+      <w:tr>
+        <w:tc>
+          <w:tcPr>
+            <w:tcW w:type="dxa" w:w="2160"/>
+          </w:tcPr>
+          <w:p>
+            <w:r/>
+            <w:r>
+              <w:rPr>
+                <w:b w:val="0"/>
+                <w:i w:val="0"/>
+              </w:rPr>
+              <w:t>2</w:t>
+            </w:r>
+          </w:p>
+        </w:tc>
+        <w:tc>
+          <w:tcPr>
+            <w:tcW w:type="dxa" w:w="2160"/>
+          </w:tcPr>
+          <w:p>
+            <w:r/>
+          </w:p>
+        </w:tc>
+        <w:tc>
+          <w:tcPr>
+            <w:tcW w:type="dxa" w:w="2160"/>
+          </w:tcPr>
+          <w:p>
+            <w:r/>
+          </w:p>
+        </w:tc>
+        <w:tc>
+          <w:tcPr>
+            <w:tcW w:type="dxa" w:w="2160"/>
+          </w:tcPr>
+          <w:p>
+            <w:r/>
+          </w:p>
+        </w:tc>
+      </w:tr>
+      <w:tr>
+        <w:tc>
+          <w:tcPr>
+            <w:tcW w:type="dxa" w:w="2160"/>
+          </w:tcPr>
+          <w:p>
+            <w:r/>
+            <w:r>
+              <w:rPr>
+                <w:b w:val="0"/>
+                <w:i w:val="0"/>
+              </w:rPr>
+              <w:t>3</w:t>
+            </w:r>
+          </w:p>
+        </w:tc>
+        <w:tc>
+          <w:tcPr>
+            <w:tcW w:type="dxa" w:w="2160"/>
+          </w:tcPr>
+          <w:p>
+            <w:r/>
+          </w:p>
+        </w:tc>
+        <w:tc>
+          <w:tcPr>
+            <w:tcW w:type="dxa" w:w="2160"/>
+          </w:tcPr>
+          <w:p>
+            <w:r/>
+          </w:p>
+        </w:tc>
+        <w:tc>
+          <w:tcPr>
+            <w:tcW w:type="dxa" w:w="2160"/>
+          </w:tcPr>
+          <w:p>
+            <w:r/>
+          </w:p>
+        </w:tc>
+      </w:tr>
+      <w:tr>
+        <w:tc>
+          <w:tcPr>
+            <w:tcW w:type="dxa" w:w="2160"/>
+          </w:tcPr>
+          <w:p>
+            <w:r/>
+            <w:r>
+              <w:rPr>
+                <w:b w:val="0"/>
+                <w:i w:val="0"/>
+              </w:rPr>
+              <w:t>4</w:t>
+            </w:r>
+          </w:p>
+        </w:tc>
+        <w:tc>
+          <w:tcPr>
+            <w:tcW w:type="dxa" w:w="2160"/>
+          </w:tcPr>
+          <w:p>
+            <w:r/>
+          </w:p>
+        </w:tc>
+        <w:tc>
+          <w:tcPr>
+            <w:tcW w:type="dxa" w:w="2160"/>
+          </w:tcPr>
+          <w:p>
+            <w:r/>
+          </w:p>
+        </w:tc>
+        <w:tc>
+          <w:tcPr>
+            <w:tcW w:type="dxa" w:w="2160"/>
+          </w:tcPr>
+          <w:p>
+            <w:r/>
+          </w:p>
+        </w:tc>
+      </w:tr>
+      <w:tr>
+        <w:tc>
+          <w:tcPr>
+            <w:tcW w:type="dxa" w:w="2160"/>
+          </w:tcPr>
+          <w:p>
+            <w:r/>
+            <w:r>
+              <w:rPr>
+                <w:b w:val="0"/>
+                <w:i w:val="0"/>
+              </w:rPr>
+              <w:t>5</w:t>
+            </w:r>
+          </w:p>
+        </w:tc>
+        <w:tc>
+          <w:tcPr>
+            <w:tcW w:type="dxa" w:w="2160"/>
+          </w:tcPr>
+          <w:p>
+            <w:r/>
+          </w:p>
+        </w:tc>
+        <w:tc>
+          <w:tcPr>
+            <w:tcW w:type="dxa" w:w="2160"/>
+          </w:tcPr>
+          <w:p>
+            <w:r/>
+          </w:p>
+        </w:tc>
+        <w:tc>
+          <w:tcPr>
+            <w:tcW w:type="dxa" w:w="2160"/>
+          </w:tcPr>
+          <w:p>
+            <w:r/>
+          </w:p>
+        </w:tc>
+      </w:tr>
+    </w:tbl>
+    <w:p/>
+    <w:p>
+      <w:r>
+        <w:rPr>
+          <w:b w:val="0"/>
+          <w:i w:val="0"/>
+        </w:rPr>
+        <w:t xml:space="preserve">(b) Using the table, explain why pipelining increases the </w:t>
+      </w:r>
+      <w:r>
+        <w:rPr>
+          <w:b/>
+          <w:i w:val="0"/>
+        </w:rPr>
+        <w:t>throughput</w:t>
+      </w:r>
+      <w:r>
+        <w:rPr>
+          <w:b w:val="0"/>
+          <w:i w:val="0"/>
+        </w:rPr>
+        <w:t xml:space="preserve"> of this system. </w:t>
+      </w:r>
+      <w:r>
+        <w:rPr>
+          <w:b/>
+          <w:i w:val="0"/>
+        </w:rPr>
+        <w:t>[1]</w:t>
+      </w:r>
+      <w:r>
+        <w:rPr>
+          <w:b w:val="0"/>
+          <w:i w:val="0"/>
+        </w:rPr>
+        <w:t xml:space="preserve"> </w:t>
+      </w:r>
+      <w:r>
+        <w:rPr>
+          <w:b w:val="0"/>
+          <w:i/>
+        </w:rPr>
+        <w:t>(AO2)</w:t>
+      </w:r>
+    </w:p>
+    <w:tbl>
+      <w:tblPr>
+        <w:tblStyle w:val="TableGrid"/>
+        <w:tblW w:type="auto" w:w="0"/>
+        <w:tblLook w:firstColumn="1" w:firstRow="1" w:lastColumn="0" w:lastRow="0" w:noHBand="0" w:noVBand="1" w:val="04A0"/>
+      </w:tblPr>
+      <w:tblGrid>
+        <w:gridCol w:w="8640"/>
+      </w:tblGrid>
+      <w:tr>
+        <w:trPr>
+          <w:trHeight w:val="680" w:hRule="atLeast"/>
+        </w:trPr>
+        <w:tc>
+          <w:tcPr>
+            <w:tcW w:type="dxa" w:w="8640"/>
+          </w:tcPr>
+          <w:p>
+            <w:pPr>
+              <w:spacing w:before="40"/>
+            </w:pPr>
+          </w:p>
+        </w:tc>
+      </w:tr>
+    </w:tbl>
+    <w:p/>
+    <w:p>
+      <w:r>
+        <w:rPr>
+          <w:b/>
+          <w:i w:val="0"/>
+        </w:rPr>
+        <w:t>4.</w:t>
+      </w:r>
+      <w:r>
+        <w:rPr>
+          <w:b w:val="0"/>
+          <w:i w:val="0"/>
+        </w:rPr>
+        <w:t xml:space="preserve"> A robot explores a maze. It follows a path until it reaches a dead end, then returns to the most recent junction and tries a different path, repeating this until it finds the exit.</w:t>
+      </w:r>
+    </w:p>
+    <w:p>
+      <w:r>
+        <w:rPr>
+          <w:b w:val="0"/>
+          <w:i w:val="0"/>
+        </w:rPr>
+        <w:t xml:space="preserve">(a) State the name of the problem-solving technique the robot is using. </w:t>
       </w:r>
       <w:r>
         <w:rPr>
@@ -136,54 +1225,12 @@
     </w:tbl>
     <w:p/>
     <w:p>
-      <w:pPr>
-        <w:pBdr>
-          <w:bottom w:val="single" w:sz="6" w:space="1" w:color="AAAAAA"/>
-        </w:pBdr>
-      </w:pPr>
-    </w:p>
-    <w:p>
-      <w:r>
-        <w:rPr>
-          <w:b/>
-          <w:i w:val="0"/>
-        </w:rPr>
-        <w:t>2.</w:t>
-      </w:r>
       <w:r>
         <w:rPr>
           <w:b w:val="0"/>
           <w:i w:val="0"/>
         </w:rPr>
-        <w:t xml:space="preserve"> Explain the difference between </w:t>
-      </w:r>
-      <w:r>
-        <w:rPr>
-          <w:b/>
-          <w:i w:val="0"/>
-        </w:rPr>
-        <w:t>decomposition</w:t>
-      </w:r>
-      <w:r>
-        <w:rPr>
-          <w:b w:val="0"/>
-          <w:i w:val="0"/>
-        </w:rPr>
-        <w:t xml:space="preserve"> and </w:t>
-      </w:r>
-      <w:r>
-        <w:rPr>
-          <w:b/>
-          <w:i w:val="0"/>
-        </w:rPr>
-        <w:t>divide and conquer</w:t>
-      </w:r>
-      <w:r>
-        <w:rPr>
-          <w:b w:val="0"/>
-          <w:i w:val="0"/>
-        </w:rPr>
-        <w:t xml:space="preserve">. </w:t>
+        <w:t xml:space="preserve">(b) The five stages of the technique are listed below out of order. Number them 1–5. </w:t>
       </w:r>
       <w:r>
         <w:rPr>
@@ -204,7 +1251,7 @@
           <w:b w:val="0"/>
           <w:i/>
         </w:rPr>
-        <w:t>(AO1)</w:t>
+        <w:t>(AO2)</w:t>
       </w:r>
     </w:p>
     <w:tbl>
@@ -214,216 +1261,185 @@
         <w:tblLook w:firstColumn="1" w:firstRow="1" w:lastColumn="0" w:lastRow="0" w:noHBand="0" w:noVBand="1" w:val="04A0"/>
       </w:tblPr>
       <w:tblGrid>
-        <w:gridCol w:w="8640"/>
+        <w:gridCol w:w="4320"/>
+        <w:gridCol w:w="4320"/>
       </w:tblGrid>
       <w:tr>
-        <w:trPr>
-          <w:trHeight w:val="1020" w:hRule="atLeast"/>
-        </w:trPr>
         <w:tc>
           <w:tcPr>
-            <w:tcW w:type="dxa" w:w="8640"/>
+            <w:tcW w:type="dxa" w:w="4320"/>
+            <w:shd w:fill="D9E2F3"/>
           </w:tcPr>
           <w:p>
-            <w:pPr>
-              <w:spacing w:before="40"/>
-            </w:pPr>
+            <w:r>
+              <w:rPr>
+                <w:b/>
+              </w:rPr>
+            </w:r>
+            <w:r>
+              <w:rPr>
+                <w:b/>
+                <w:i w:val="0"/>
+              </w:rPr>
+              <w:t>Stage</w:t>
+            </w:r>
+          </w:p>
+        </w:tc>
+        <w:tc>
+          <w:tcPr>
+            <w:tcW w:type="dxa" w:w="4320"/>
+            <w:shd w:fill="D9E2F3"/>
+          </w:tcPr>
+          <w:p>
+            <w:r>
+              <w:rPr>
+                <w:b/>
+              </w:rPr>
+            </w:r>
+            <w:r>
+              <w:rPr>
+                <w:b/>
+                <w:i w:val="0"/>
+              </w:rPr>
+              <w:t>Order (1–5)</w:t>
+            </w:r>
+          </w:p>
+        </w:tc>
+      </w:tr>
+      <w:tr>
+        <w:tc>
+          <w:tcPr>
+            <w:tcW w:type="dxa" w:w="4320"/>
+          </w:tcPr>
+          <w:p>
+            <w:r/>
+            <w:r>
+              <w:rPr>
+                <w:b w:val="0"/>
+                <w:i w:val="0"/>
+              </w:rPr>
+              <w:t>Reach a dead end where no forward move is possible.</w:t>
+            </w:r>
+          </w:p>
+        </w:tc>
+        <w:tc>
+          <w:tcPr>
+            <w:tcW w:type="dxa" w:w="4320"/>
+          </w:tcPr>
+          <w:p>
+            <w:r/>
+          </w:p>
+        </w:tc>
+      </w:tr>
+      <w:tr>
+        <w:tc>
+          <w:tcPr>
+            <w:tcW w:type="dxa" w:w="4320"/>
+          </w:tcPr>
+          <w:p>
+            <w:r/>
+            <w:r>
+              <w:rPr>
+                <w:b w:val="0"/>
+                <w:i w:val="0"/>
+              </w:rPr>
+              <w:t>Choose a path at the first junction and start following it.</w:t>
+            </w:r>
+          </w:p>
+        </w:tc>
+        <w:tc>
+          <w:tcPr>
+            <w:tcW w:type="dxa" w:w="4320"/>
+          </w:tcPr>
+          <w:p>
+            <w:r/>
+          </w:p>
+        </w:tc>
+      </w:tr>
+      <w:tr>
+        <w:tc>
+          <w:tcPr>
+            <w:tcW w:type="dxa" w:w="4320"/>
+          </w:tcPr>
+          <w:p>
+            <w:r/>
+            <w:r>
+              <w:rPr>
+                <w:b w:val="0"/>
+                <w:i w:val="0"/>
+              </w:rPr>
+              <w:t>Try a different, untried path from that junction, continuing the exploration.</w:t>
+            </w:r>
+          </w:p>
+        </w:tc>
+        <w:tc>
+          <w:tcPr>
+            <w:tcW w:type="dxa" w:w="4320"/>
+          </w:tcPr>
+          <w:p>
+            <w:r/>
+          </w:p>
+        </w:tc>
+      </w:tr>
+      <w:tr>
+        <w:tc>
+          <w:tcPr>
+            <w:tcW w:type="dxa" w:w="4320"/>
+          </w:tcPr>
+          <w:p>
+            <w:r/>
+            <w:r>
+              <w:rPr>
+                <w:b w:val="0"/>
+                <w:i w:val="0"/>
+              </w:rPr>
+              <w:t>Continue extending the path, junction by junction, while forward moves are available.</w:t>
+            </w:r>
+          </w:p>
+        </w:tc>
+        <w:tc>
+          <w:tcPr>
+            <w:tcW w:type="dxa" w:w="4320"/>
+          </w:tcPr>
+          <w:p>
+            <w:r/>
+          </w:p>
+        </w:tc>
+      </w:tr>
+      <w:tr>
+        <w:tc>
+          <w:tcPr>
+            <w:tcW w:type="dxa" w:w="4320"/>
+          </w:tcPr>
+          <w:p>
+            <w:r/>
+            <w:r>
+              <w:rPr>
+                <w:b w:val="0"/>
+                <w:i w:val="0"/>
+              </w:rPr>
+              <w:t>Undo the most recent choice and return to the last junction that still has an untried option.</w:t>
+            </w:r>
+          </w:p>
+        </w:tc>
+        <w:tc>
+          <w:tcPr>
+            <w:tcW w:type="dxa" w:w="4320"/>
+          </w:tcPr>
+          <w:p>
+            <w:r/>
           </w:p>
         </w:tc>
       </w:tr>
     </w:tbl>
     <w:p/>
     <w:p>
-      <w:pPr>
-        <w:pBdr>
-          <w:bottom w:val="single" w:sz="6" w:space="1" w:color="AAAAAA"/>
-        </w:pBdr>
-      </w:pPr>
-    </w:p>
-    <w:p>
-      <w:pPr>
-        <w:pBdr>
-          <w:bottom w:val="single" w:sz="6" w:space="1" w:color="AAAAAA"/>
-        </w:pBdr>
-      </w:pPr>
-    </w:p>
-    <w:p>
       <w:r>
         <w:rPr>
           <w:b/>
           <w:i w:val="0"/>
         </w:rPr>
-        <w:t>3.</w:t>
-      </w:r>
-      <w:r>
-        <w:rPr>
-          <w:b w:val="0"/>
-          <w:i w:val="0"/>
-        </w:rPr>
-        <w:t xml:space="preserve"> A weather service displays temperature readings from across the country as a colour-coded </w:t>
-      </w:r>
-      <w:r>
-        <w:rPr>
-          <w:b/>
-          <w:i w:val="0"/>
-        </w:rPr>
-        <w:t>heat map</w:t>
-      </w:r>
-      <w:r>
-        <w:rPr>
-          <w:b w:val="0"/>
-          <w:i w:val="0"/>
-        </w:rPr>
-        <w:t xml:space="preserve"> rather than as a long table of numbers.</w:t>
-      </w:r>
-    </w:p>
-    <w:p>
-      <w:r>
-        <w:rPr>
-          <w:b w:val="0"/>
-          <w:i w:val="0"/>
-        </w:rPr>
-        <w:t xml:space="preserve">(a) State the name of the computational method being used. </w:t>
-      </w:r>
-      <w:r>
-        <w:rPr>
-          <w:b/>
-          <w:i w:val="0"/>
-        </w:rPr>
-        <w:t>[1]</w:t>
-      </w:r>
-      <w:r>
-        <w:rPr>
-          <w:b w:val="0"/>
-          <w:i w:val="0"/>
-        </w:rPr>
-        <w:t xml:space="preserve"> </w:t>
-      </w:r>
-      <w:r>
-        <w:rPr>
-          <w:b w:val="0"/>
-          <w:i/>
-        </w:rPr>
-        <w:t>(AO1)</w:t>
-      </w:r>
-    </w:p>
-    <w:tbl>
-      <w:tblPr>
-        <w:tblStyle w:val="TableGrid"/>
-        <w:tblW w:type="auto" w:w="0"/>
-        <w:tblLook w:firstColumn="1" w:firstRow="1" w:lastColumn="0" w:lastRow="0" w:noHBand="0" w:noVBand="1" w:val="04A0"/>
-      </w:tblPr>
-      <w:tblGrid>
-        <w:gridCol w:w="8640"/>
-      </w:tblGrid>
-      <w:tr>
-        <w:trPr>
-          <w:trHeight w:val="680" w:hRule="atLeast"/>
-        </w:trPr>
-        <w:tc>
-          <w:tcPr>
-            <w:tcW w:type="dxa" w:w="8640"/>
-          </w:tcPr>
-          <w:p>
-            <w:pPr>
-              <w:spacing w:before="40"/>
-            </w:pPr>
-          </w:p>
-        </w:tc>
-      </w:tr>
-    </w:tbl>
-    <w:p/>
-    <w:p>
-      <w:pPr>
-        <w:pBdr>
-          <w:bottom w:val="single" w:sz="6" w:space="1" w:color="AAAAAA"/>
-        </w:pBdr>
-      </w:pPr>
-    </w:p>
-    <w:p>
-      <w:r>
-        <w:rPr>
-          <w:b w:val="0"/>
-          <w:i w:val="0"/>
-        </w:rPr>
-        <w:t xml:space="preserve">(b) Give </w:t>
-      </w:r>
-      <w:r>
-        <w:rPr>
-          <w:b/>
-          <w:i w:val="0"/>
-        </w:rPr>
-        <w:t>one</w:t>
-      </w:r>
-      <w:r>
-        <w:rPr>
-          <w:b w:val="0"/>
-          <w:i w:val="0"/>
-        </w:rPr>
-        <w:t xml:space="preserve"> benefit of this method when analysing large data sets. </w:t>
-      </w:r>
-      <w:r>
-        <w:rPr>
-          <w:b/>
-          <w:i w:val="0"/>
-        </w:rPr>
-        <w:t>[1]</w:t>
-      </w:r>
-      <w:r>
-        <w:rPr>
-          <w:b w:val="0"/>
-          <w:i w:val="0"/>
-        </w:rPr>
-        <w:t xml:space="preserve"> </w:t>
-      </w:r>
-      <w:r>
-        <w:rPr>
-          <w:b w:val="0"/>
-          <w:i/>
-        </w:rPr>
-        <w:t>(AO1)</w:t>
-      </w:r>
-    </w:p>
-    <w:tbl>
-      <w:tblPr>
-        <w:tblStyle w:val="TableGrid"/>
-        <w:tblW w:type="auto" w:w="0"/>
-        <w:tblLook w:firstColumn="1" w:firstRow="1" w:lastColumn="0" w:lastRow="0" w:noHBand="0" w:noVBand="1" w:val="04A0"/>
-      </w:tblPr>
-      <w:tblGrid>
-        <w:gridCol w:w="8640"/>
-      </w:tblGrid>
-      <w:tr>
-        <w:trPr>
-          <w:trHeight w:val="680" w:hRule="atLeast"/>
-        </w:trPr>
-        <w:tc>
-          <w:tcPr>
-            <w:tcW w:type="dxa" w:w="8640"/>
-          </w:tcPr>
-          <w:p>
-            <w:pPr>
-              <w:spacing w:before="40"/>
-            </w:pPr>
-          </w:p>
-        </w:tc>
-      </w:tr>
-    </w:tbl>
-    <w:p/>
-    <w:p>
-      <w:pPr>
-        <w:pBdr>
-          <w:bottom w:val="single" w:sz="6" w:space="1" w:color="AAAAAA"/>
-        </w:pBdr>
-      </w:pPr>
-    </w:p>
-    <w:p>
-      <w:r>
-        <w:rPr>
-          <w:b/>
-          <w:i w:val="0"/>
-        </w:rPr>
-        <w:t>4.</w:t>
+        <w:t>5.</w:t>
       </w:r>
       <w:r>
         <w:rPr>
@@ -518,13 +1534,6 @@
     </w:tbl>
     <w:p/>
     <w:p>
-      <w:pPr>
-        <w:pBdr>
-          <w:bottom w:val="single" w:sz="6" w:space="1" w:color="AAAAAA"/>
-        </w:pBdr>
-      </w:pPr>
-    </w:p>
-    <w:p>
       <w:r>
         <w:rPr>
           <w:b w:val="0"/>
@@ -595,120 +1604,6 @@
     </w:tbl>
     <w:p/>
     <w:p>
-      <w:pPr>
-        <w:pBdr>
-          <w:bottom w:val="single" w:sz="6" w:space="1" w:color="AAAAAA"/>
-        </w:pBdr>
-      </w:pPr>
-    </w:p>
-    <w:p>
-      <w:pPr>
-        <w:pBdr>
-          <w:bottom w:val="single" w:sz="6" w:space="1" w:color="AAAAAA"/>
-        </w:pBdr>
-      </w:pPr>
-    </w:p>
-    <w:p>
-      <w:r>
-        <w:rPr>
-          <w:b/>
-          <w:i w:val="0"/>
-        </w:rPr>
-        <w:t>5.</w:t>
-      </w:r>
-      <w:r>
-        <w:rPr>
-          <w:b w:val="0"/>
-          <w:i w:val="0"/>
-        </w:rPr>
-        <w:t xml:space="preserve"> A photo-sharing website processes every uploaded photo in three stages: resize, apply filter, add watermark. Thousands of photos are uploaded every minute.</w:t>
-      </w:r>
-    </w:p>
-    <w:p>
-      <w:r>
-        <w:rPr>
-          <w:b w:val="0"/>
-          <w:i w:val="0"/>
-        </w:rPr>
-        <w:t xml:space="preserve">Explain how </w:t>
-      </w:r>
-      <w:r>
-        <w:rPr>
-          <w:b/>
-          <w:i w:val="0"/>
-        </w:rPr>
-        <w:t>pipelining</w:t>
-      </w:r>
-      <w:r>
-        <w:rPr>
-          <w:b w:val="0"/>
-          <w:i w:val="0"/>
-        </w:rPr>
-        <w:t xml:space="preserve"> could be used to increase the throughput of this system. </w:t>
-      </w:r>
-      <w:r>
-        <w:rPr>
-          <w:b/>
-          <w:i w:val="0"/>
-        </w:rPr>
-        <w:t>[2]</w:t>
-      </w:r>
-      <w:r>
-        <w:rPr>
-          <w:b w:val="0"/>
-          <w:i w:val="0"/>
-        </w:rPr>
-        <w:t xml:space="preserve"> </w:t>
-      </w:r>
-      <w:r>
-        <w:rPr>
-          <w:b w:val="0"/>
-          <w:i/>
-        </w:rPr>
-        <w:t>(AO2)</w:t>
-      </w:r>
-    </w:p>
-    <w:tbl>
-      <w:tblPr>
-        <w:tblStyle w:val="TableGrid"/>
-        <w:tblW w:type="auto" w:w="0"/>
-        <w:tblLook w:firstColumn="1" w:firstRow="1" w:lastColumn="0" w:lastRow="0" w:noHBand="0" w:noVBand="1" w:val="04A0"/>
-      </w:tblPr>
-      <w:tblGrid>
-        <w:gridCol w:w="8640"/>
-      </w:tblGrid>
-      <w:tr>
-        <w:trPr>
-          <w:trHeight w:val="1020" w:hRule="atLeast"/>
-        </w:trPr>
-        <w:tc>
-          <w:tcPr>
-            <w:tcW w:type="dxa" w:w="8640"/>
-          </w:tcPr>
-          <w:p>
-            <w:pPr>
-              <w:spacing w:before="40"/>
-            </w:pPr>
-          </w:p>
-        </w:tc>
-      </w:tr>
-    </w:tbl>
-    <w:p/>
-    <w:p>
-      <w:pPr>
-        <w:pBdr>
-          <w:bottom w:val="single" w:sz="6" w:space="1" w:color="AAAAAA"/>
-        </w:pBdr>
-      </w:pPr>
-    </w:p>
-    <w:p>
-      <w:pPr>
-        <w:pBdr>
-          <w:bottom w:val="single" w:sz="6" w:space="1" w:color="AAAAAA"/>
-        </w:pBdr>
-      </w:pPr>
-    </w:p>
-    <w:p>
       <w:r>
         <w:rPr>
           <w:b/>
@@ -721,16 +1616,35 @@
           <w:b w:val="0"/>
           <w:i w:val="0"/>
         </w:rPr>
-        <w:t xml:space="preserve"> A robot explores a maze. It follows a path until it reaches a dead end, then returns to the most recent junction and tries a different path, repeating this until it finds the exit.</w:t>
+        <w:t xml:space="preserve"> State </w:t>
       </w:r>
-    </w:p>
-    <w:p>
+      <w:r>
+        <w:rPr>
+          <w:b/>
+          <w:i w:val="0"/>
+        </w:rPr>
+        <w:t>one</w:t>
+      </w:r>
       <w:r>
         <w:rPr>
           <w:b w:val="0"/>
           <w:i w:val="0"/>
         </w:rPr>
-        <w:t xml:space="preserve">(a) State the name of the problem-solving technique the robot is using. </w:t>
+        <w:t xml:space="preserve"> feature of a problem that makes it possible to solve </w:t>
+      </w:r>
+      <w:r>
+        <w:rPr>
+          <w:b/>
+          <w:i w:val="0"/>
+        </w:rPr>
+        <w:t>computationally</w:t>
+      </w:r>
+      <w:r>
+        <w:rPr>
+          <w:b w:val="0"/>
+          <w:i w:val="0"/>
+        </w:rPr>
+        <w:t xml:space="preserve">. </w:t>
       </w:r>
       <w:r>
         <w:rPr>
@@ -782,153 +1696,6 @@
     <w:p/>
     <w:p>
       <w:pPr>
-        <w:pBdr>
-          <w:bottom w:val="single" w:sz="6" w:space="1" w:color="AAAAAA"/>
-        </w:pBdr>
-      </w:pPr>
-    </w:p>
-    <w:p>
-      <w:r>
-        <w:rPr>
-          <w:b w:val="0"/>
-          <w:i w:val="0"/>
-        </w:rPr>
-        <w:t xml:space="preserve">(b) Explain how this technique works, with reference to the maze scenario. </w:t>
-      </w:r>
-      <w:r>
-        <w:rPr>
-          <w:b/>
-          <w:i w:val="0"/>
-        </w:rPr>
-        <w:t>[2]</w:t>
-      </w:r>
-      <w:r>
-        <w:rPr>
-          <w:b w:val="0"/>
-          <w:i w:val="0"/>
-        </w:rPr>
-        <w:t xml:space="preserve"> </w:t>
-      </w:r>
-      <w:r>
-        <w:rPr>
-          <w:b w:val="0"/>
-          <w:i/>
-        </w:rPr>
-        <w:t>(AO2)</w:t>
-      </w:r>
-    </w:p>
-    <w:tbl>
-      <w:tblPr>
-        <w:tblStyle w:val="TableGrid"/>
-        <w:tblW w:type="auto" w:w="0"/>
-        <w:tblLook w:firstColumn="1" w:firstRow="1" w:lastColumn="0" w:lastRow="0" w:noHBand="0" w:noVBand="1" w:val="04A0"/>
-      </w:tblPr>
-      <w:tblGrid>
-        <w:gridCol w:w="8640"/>
-      </w:tblGrid>
-      <w:tr>
-        <w:trPr>
-          <w:trHeight w:val="1020" w:hRule="atLeast"/>
-        </w:trPr>
-        <w:tc>
-          <w:tcPr>
-            <w:tcW w:type="dxa" w:w="8640"/>
-          </w:tcPr>
-          <w:p>
-            <w:pPr>
-              <w:spacing w:before="40"/>
-            </w:pPr>
-          </w:p>
-        </w:tc>
-      </w:tr>
-    </w:tbl>
-    <w:p/>
-    <w:p>
-      <w:pPr>
-        <w:pBdr>
-          <w:bottom w:val="single" w:sz="6" w:space="1" w:color="AAAAAA"/>
-        </w:pBdr>
-      </w:pPr>
-    </w:p>
-    <w:p>
-      <w:pPr>
-        <w:pBdr>
-          <w:bottom w:val="single" w:sz="6" w:space="1" w:color="AAAAAA"/>
-        </w:pBdr>
-      </w:pPr>
-    </w:p>
-    <w:p>
-      <w:r>
-        <w:rPr>
-          <w:b/>
-          <w:i w:val="0"/>
-        </w:rPr>
-        <w:t>7.</w:t>
-      </w:r>
-      <w:r>
-        <w:rPr>
-          <w:b w:val="0"/>
-          <w:i w:val="0"/>
-        </w:rPr>
-        <w:t xml:space="preserve"> A supermarket analyses millions of loyalty-card transaction records to discover unexpected patterns and relationships in customers' shopping habits. State the name of this computational method. </w:t>
-      </w:r>
-      <w:r>
-        <w:rPr>
-          <w:b/>
-          <w:i w:val="0"/>
-        </w:rPr>
-        <w:t>[1]</w:t>
-      </w:r>
-      <w:r>
-        <w:rPr>
-          <w:b w:val="0"/>
-          <w:i w:val="0"/>
-        </w:rPr>
-        <w:t xml:space="preserve"> </w:t>
-      </w:r>
-      <w:r>
-        <w:rPr>
-          <w:b w:val="0"/>
-          <w:i/>
-        </w:rPr>
-        <w:t>(AO1)</w:t>
-      </w:r>
-    </w:p>
-    <w:tbl>
-      <w:tblPr>
-        <w:tblStyle w:val="TableGrid"/>
-        <w:tblW w:type="auto" w:w="0"/>
-        <w:tblLook w:firstColumn="1" w:firstRow="1" w:lastColumn="0" w:lastRow="0" w:noHBand="0" w:noVBand="1" w:val="04A0"/>
-      </w:tblPr>
-      <w:tblGrid>
-        <w:gridCol w:w="8640"/>
-      </w:tblGrid>
-      <w:tr>
-        <w:trPr>
-          <w:trHeight w:val="680" w:hRule="atLeast"/>
-        </w:trPr>
-        <w:tc>
-          <w:tcPr>
-            <w:tcW w:type="dxa" w:w="8640"/>
-          </w:tcPr>
-          <w:p>
-            <w:pPr>
-              <w:spacing w:before="40"/>
-            </w:pPr>
-          </w:p>
-        </w:tc>
-      </w:tr>
-    </w:tbl>
-    <w:p/>
-    <w:p>
-      <w:pPr>
-        <w:pBdr>
-          <w:bottom w:val="single" w:sz="6" w:space="1" w:color="AAAAAA"/>
-        </w:pBdr>
-      </w:pPr>
-    </w:p>
-    <w:p>
-      <w:pPr>
         <w:pStyle w:val="Heading2"/>
       </w:pPr>
       <w:r>
@@ -945,7 +1712,7 @@
           <w:b/>
           <w:i w:val="0"/>
         </w:rPr>
-        <w:t>8.</w:t>
+        <w:t>7.</w:t>
       </w:r>
       <w:r>
         <w:rPr>
@@ -1031,19 +1798,12 @@
     </w:tbl>
     <w:p/>
     <w:p>
-      <w:pPr>
-        <w:pBdr>
-          <w:bottom w:val="single" w:sz="6" w:space="1" w:color="AAAAAA"/>
-        </w:pBdr>
-      </w:pPr>
-    </w:p>
-    <w:p>
       <w:r>
         <w:rPr>
           <w:b/>
           <w:i w:val="0"/>
         </w:rPr>
-        <w:t>9.</w:t>
+        <w:t>8.</w:t>
       </w:r>
       <w:r>
         <w:rPr>
@@ -1115,26 +1875,12 @@
     </w:tbl>
     <w:p/>
     <w:p>
-      <w:pPr>
-        <w:pBdr>
-          <w:bottom w:val="single" w:sz="6" w:space="1" w:color="AAAAAA"/>
-        </w:pBdr>
-      </w:pPr>
-    </w:p>
-    <w:p>
-      <w:pPr>
-        <w:pBdr>
-          <w:bottom w:val="single" w:sz="6" w:space="1" w:color="AAAAAA"/>
-        </w:pBdr>
-      </w:pPr>
-    </w:p>
-    <w:p>
       <w:r>
         <w:rPr>
           <w:b/>
           <w:i w:val="0"/>
         </w:rPr>
-        <w:t>10.</w:t>
+        <w:t>9.</w:t>
       </w:r>
       <w:r>
         <w:rPr>
@@ -1219,27 +1965,6 @@
       </w:tr>
     </w:tbl>
     <w:p/>
-    <w:p>
-      <w:pPr>
-        <w:pBdr>
-          <w:bottom w:val="single" w:sz="6" w:space="1" w:color="AAAAAA"/>
-        </w:pBdr>
-      </w:pPr>
-    </w:p>
-    <w:p>
-      <w:pPr>
-        <w:pBdr>
-          <w:bottom w:val="single" w:sz="6" w:space="1" w:color="AAAAAA"/>
-        </w:pBdr>
-      </w:pPr>
-    </w:p>
-    <w:p>
-      <w:pPr>
-        <w:pBdr>
-          <w:bottom w:val="single" w:sz="6" w:space="1" w:color="AAAAAA"/>
-        </w:pBdr>
-      </w:pPr>
-    </w:p>
     <w:p>
       <w:pPr>
         <w:pBdr>
